--- a/plans/7th Grade Technology/7th Grade Monthly Planning/3rd Trimester/7° Technology - December.docx
+++ b/plans/7th Grade Technology/7th Grade Monthly Planning/3rd Trimester/7° Technology - December.docx
@@ -11,65 +11,17 @@
           <w:szCs w:val="24"/>
           <w:lang w:val="es-PA"/>
         </w:rPr>
+        <w:spacing w:line="360" w:lineRule="auto" w:before="0" w:after="0"/>
       </w:pPr>
       <w:r>
         <w:rPr>
+          <w:rFonts w:ascii="Arial" w:hAnsi="Arial" w:eastAsia="Arial" w:cs="Arial"/>
           <w:b/>
+          <w:i w:val="0"/>
           <w:sz w:val="24"/>
-          <w:szCs w:val="24"/>
-          <w:lang w:val="es-PA"/>
+          <w:u w:val="none"/>
         </w:rPr>
         <w:t>MINISTERIO DE EDUCACIÓN DE PANAMÁ</w:t>
-      </w:r>
-      <w:r>
-        <w:rPr>
-          <w:noProof/>
-          <w:sz w:val="24"/>
-          <w:szCs w:val="24"/>
-        </w:rPr>
-        <w:drawing>
-          <wp:anchor distT="114300" distB="114300" distL="114300" distR="114300" simplePos="0" relativeHeight="251659264" behindDoc="0" locked="0" layoutInCell="1" hidden="0" allowOverlap="1" wp14:anchorId="55040CBA" wp14:editId="4BC7CD8F">
-            <wp:simplePos x="0" y="0"/>
-            <wp:positionH relativeFrom="column">
-              <wp:posOffset>-33020</wp:posOffset>
-            </wp:positionH>
-            <wp:positionV relativeFrom="paragraph">
-              <wp:posOffset>10795</wp:posOffset>
-            </wp:positionV>
-            <wp:extent cx="624840" cy="693420"/>
-            <wp:effectExtent l="0" t="0" r="3810" b="0"/>
-            <wp:wrapNone/>
-            <wp:docPr id="6" name="image1.png" descr="A logo for a science academy&#10;&#10;AI-generated content may be incorrect."/>
-            <wp:cNvGraphicFramePr/>
-            <a:graphic xmlns:a="http://schemas.openxmlformats.org/drawingml/2006/main">
-              <a:graphicData uri="http://schemas.openxmlformats.org/drawingml/2006/picture">
-                <pic:pic xmlns:pic="http://schemas.openxmlformats.org/drawingml/2006/picture">
-                  <pic:nvPicPr>
-                    <pic:cNvPr id="6" name="image1.png" descr="A logo for a science academy&#10;&#10;AI-generated content may be incorrect."/>
-                    <pic:cNvPicPr preferRelativeResize="0"/>
-                  </pic:nvPicPr>
-                  <pic:blipFill>
-                    <a:blip r:embed="rId6"/>
-                    <a:srcRect/>
-                    <a:stretch>
-                      <a:fillRect/>
-                    </a:stretch>
-                  </pic:blipFill>
-                  <pic:spPr>
-                    <a:xfrm>
-                      <a:off x="0" y="0"/>
-                      <a:ext cx="624840" cy="693420"/>
-                    </a:xfrm>
-                    <a:prstGeom prst="rect">
-                      <a:avLst/>
-                    </a:prstGeom>
-                    <a:ln/>
-                  </pic:spPr>
-                </pic:pic>
-              </a:graphicData>
-            </a:graphic>
-          </wp:anchor>
-        </w:drawing>
       </w:r>
     </w:p>
     <w:p>
@@ -80,12 +32,15 @@
           <w:sz w:val="24"/>
           <w:szCs w:val="24"/>
         </w:rPr>
+        <w:spacing w:line="360" w:lineRule="auto" w:before="0" w:after="0"/>
       </w:pPr>
       <w:r>
         <w:rPr>
+          <w:rFonts w:ascii="Arial" w:hAnsi="Arial" w:eastAsia="Arial" w:cs="Arial"/>
           <w:b/>
+          <w:i w:val="0"/>
           <w:sz w:val="24"/>
-          <w:szCs w:val="24"/>
+          <w:u w:val="none"/>
         </w:rPr>
         <w:t>ACADEMIA INTERNACIONAL DAVID</w:t>
       </w:r>
@@ -98,14 +53,17 @@
           <w:sz w:val="24"/>
           <w:szCs w:val="24"/>
         </w:rPr>
+        <w:spacing w:line="360" w:lineRule="auto" w:before="0" w:after="0"/>
       </w:pPr>
       <w:r>
         <w:rPr>
+          <w:rFonts w:ascii="Arial" w:hAnsi="Arial" w:eastAsia="Arial" w:cs="Arial"/>
           <w:b/>
+          <w:i w:val="0"/>
           <w:sz w:val="24"/>
-          <w:szCs w:val="24"/>
+          <w:u w:val="none"/>
         </w:rPr>
-        <w:t xml:space="preserve">WEEKLY/MONTHLY PLAN </w:t>
+        <w:t>WEEKLY/MONTHLY PLAN</w:t>
       </w:r>
     </w:p>
     <w:p>
@@ -116,8 +74,16 @@
           <w:sz w:val="24"/>
           <w:szCs w:val="24"/>
         </w:rPr>
+        <w:spacing w:line="360" w:lineRule="auto" w:before="0" w:after="0"/>
       </w:pPr>
       <w:r>
+        <w:rPr>
+          <w:rFonts w:ascii="Arial" w:hAnsi="Arial" w:eastAsia="Arial" w:cs="Arial"/>
+          <w:b/>
+          <w:i w:val="0"/>
+          <w:sz w:val="24"/>
+          <w:u w:val="none"/>
+        </w:rPr>
         <w:t>MONTH: DECEMBER</w:t>
       </w:r>
     </w:p>
@@ -129,8 +95,16 @@
           <w:sz w:val="24"/>
           <w:szCs w:val="24"/>
         </w:rPr>
+        <w:spacing w:line="360" w:lineRule="auto" w:before="0" w:after="0"/>
       </w:pPr>
       <w:r>
+        <w:rPr>
+          <w:rFonts w:ascii="Arial" w:hAnsi="Arial" w:eastAsia="Arial" w:cs="Arial"/>
+          <w:b/>
+          <w:i w:val="0"/>
+          <w:sz w:val="24"/>
+          <w:u w:val="none"/>
+        </w:rPr>
         <w:t>WEEKS: 1</w:t>
       </w:r>
     </w:p>
@@ -153,60 +127,246 @@
         <w:tc>
           <w:tcPr>
             <w:tcW w:w="2564" w:type="dxa"/>
+            <w:vAlign w:val="top"/>
           </w:tcPr>
           <w:p>
-            <w:r>
-              <w:t>Subject: Technology</w:t>
+            <w:pPr>
+              <w:jc w:val="left"/>
+              <w:spacing w:line="360" w:lineRule="auto" w:before="0" w:after="0"/>
+            </w:pPr>
+            <w:r>
+              <w:rPr>
+                <w:rFonts w:ascii="Arial" w:hAnsi="Arial" w:eastAsia="Arial" w:cs="Arial"/>
+                <w:b w:val="0"/>
+                <w:i w:val="0"/>
+                <w:sz w:val="24"/>
+                <w:u w:val="none"/>
+              </w:rPr>
+            </w:r>
+            <w:r>
+              <w:rPr>
+                <w:rFonts w:ascii="Arial" w:hAnsi="Arial" w:eastAsia="Arial" w:cs="Arial"/>
+                <w:b/>
+                <w:i w:val="0"/>
+                <w:sz w:val="24"/>
+                <w:u w:val="none"/>
+              </w:rPr>
+              <w:t xml:space="preserve">Subject: </w:t>
+            </w:r>
+            <w:r>
+              <w:rPr>
+                <w:rFonts w:ascii="Arial" w:hAnsi="Arial" w:eastAsia="Arial" w:cs="Arial"/>
+                <w:b w:val="0"/>
+                <w:i w:val="0"/>
+                <w:sz w:val="24"/>
+                <w:u w:val="none"/>
+              </w:rPr>
+              <w:t>Technology</w:t>
             </w:r>
           </w:p>
         </w:tc>
         <w:tc>
           <w:tcPr>
             <w:tcW w:w="2921" w:type="dxa"/>
+            <w:vAlign w:val="top"/>
           </w:tcPr>
           <w:p>
-            <w:r>
-              <w:t>Teacher: Porfirio Rios</w:t>
+            <w:pPr>
+              <w:jc w:val="left"/>
+              <w:spacing w:line="360" w:lineRule="auto" w:before="0" w:after="0"/>
+            </w:pPr>
+            <w:r>
+              <w:rPr>
+                <w:rFonts w:ascii="Arial" w:hAnsi="Arial" w:eastAsia="Arial" w:cs="Arial"/>
+                <w:b w:val="0"/>
+                <w:i w:val="0"/>
+                <w:sz w:val="24"/>
+                <w:u w:val="none"/>
+              </w:rPr>
+            </w:r>
+            <w:r>
+              <w:rPr>
+                <w:rFonts w:ascii="Arial" w:hAnsi="Arial" w:eastAsia="Arial" w:cs="Arial"/>
+                <w:b/>
+                <w:i w:val="0"/>
+                <w:sz w:val="24"/>
+                <w:u w:val="none"/>
+              </w:rPr>
+              <w:t xml:space="preserve">Teacher: </w:t>
+            </w:r>
+            <w:r>
+              <w:rPr>
+                <w:rFonts w:ascii="Arial" w:hAnsi="Arial" w:eastAsia="Arial" w:cs="Arial"/>
+                <w:b w:val="0"/>
+                <w:i w:val="0"/>
+                <w:sz w:val="24"/>
+                <w:u w:val="none"/>
+              </w:rPr>
+              <w:t>Porfirio Rios</w:t>
             </w:r>
           </w:p>
         </w:tc>
         <w:tc>
           <w:tcPr>
             <w:tcW w:w="2207" w:type="dxa"/>
+            <w:vAlign w:val="top"/>
           </w:tcPr>
           <w:p>
-            <w:r>
-              <w:t>Grade: 7th</w:t>
+            <w:pPr>
+              <w:jc w:val="left"/>
+              <w:spacing w:line="360" w:lineRule="auto" w:before="0" w:after="0"/>
+            </w:pPr>
+            <w:r>
+              <w:rPr>
+                <w:rFonts w:ascii="Arial" w:hAnsi="Arial" w:eastAsia="Arial" w:cs="Arial"/>
+                <w:b w:val="0"/>
+                <w:i w:val="0"/>
+                <w:sz w:val="24"/>
+                <w:u w:val="none"/>
+              </w:rPr>
+            </w:r>
+            <w:r>
+              <w:rPr>
+                <w:rFonts w:ascii="Arial" w:hAnsi="Arial" w:eastAsia="Arial" w:cs="Arial"/>
+                <w:b/>
+                <w:i w:val="0"/>
+                <w:sz w:val="24"/>
+                <w:u w:val="none"/>
+              </w:rPr>
+              <w:t xml:space="preserve">Grade: </w:t>
+            </w:r>
+            <w:r>
+              <w:rPr>
+                <w:rFonts w:ascii="Arial" w:hAnsi="Arial" w:eastAsia="Arial" w:cs="Arial"/>
+                <w:b w:val="0"/>
+                <w:i w:val="0"/>
+                <w:sz w:val="24"/>
+                <w:u w:val="none"/>
+              </w:rPr>
+              <w:t>7th</w:t>
             </w:r>
           </w:p>
         </w:tc>
         <w:tc>
           <w:tcPr>
             <w:tcW w:w="2564" w:type="dxa"/>
+            <w:vAlign w:val="top"/>
           </w:tcPr>
           <w:p>
-            <w:r>
-              <w:t>Trimester:3rd</w:t>
+            <w:pPr>
+              <w:jc w:val="left"/>
+              <w:spacing w:line="360" w:lineRule="auto" w:before="0" w:after="0"/>
+            </w:pPr>
+            <w:r>
+              <w:rPr>
+                <w:rFonts w:ascii="Arial" w:hAnsi="Arial" w:eastAsia="Arial" w:cs="Arial"/>
+                <w:b w:val="0"/>
+                <w:i w:val="0"/>
+                <w:sz w:val="24"/>
+                <w:u w:val="none"/>
+              </w:rPr>
+            </w:r>
+            <w:r>
+              <w:rPr>
+                <w:rFonts w:ascii="Arial" w:hAnsi="Arial" w:eastAsia="Arial" w:cs="Arial"/>
+                <w:b/>
+                <w:i w:val="0"/>
+                <w:sz w:val="24"/>
+                <w:u w:val="none"/>
+              </w:rPr>
+              <w:t xml:space="preserve">Trimester: </w:t>
+            </w:r>
+            <w:r>
+              <w:rPr>
+                <w:rFonts w:ascii="Arial" w:hAnsi="Arial" w:eastAsia="Arial" w:cs="Arial"/>
+                <w:b w:val="0"/>
+                <w:i w:val="0"/>
+                <w:sz w:val="24"/>
+                <w:u w:val="none"/>
+              </w:rPr>
+              <w:t>3rd</w:t>
             </w:r>
           </w:p>
         </w:tc>
         <w:tc>
           <w:tcPr>
             <w:tcW w:w="2564" w:type="dxa"/>
+            <w:vAlign w:val="top"/>
           </w:tcPr>
           <w:p>
-            <w:r>
-              <w:t>Year: 2026</w:t>
+            <w:pPr>
+              <w:jc w:val="left"/>
+              <w:spacing w:line="360" w:lineRule="auto" w:before="0" w:after="0"/>
+            </w:pPr>
+            <w:r>
+              <w:rPr>
+                <w:rFonts w:ascii="Arial" w:hAnsi="Arial" w:eastAsia="Arial" w:cs="Arial"/>
+                <w:b w:val="0"/>
+                <w:i w:val="0"/>
+                <w:sz w:val="24"/>
+                <w:u w:val="none"/>
+              </w:rPr>
+            </w:r>
+            <w:r>
+              <w:rPr>
+                <w:rFonts w:ascii="Arial" w:hAnsi="Arial" w:eastAsia="Arial" w:cs="Arial"/>
+                <w:b/>
+                <w:i w:val="0"/>
+                <w:sz w:val="24"/>
+                <w:u w:val="none"/>
+              </w:rPr>
+              <w:t xml:space="preserve">Year: </w:t>
+            </w:r>
+            <w:r>
+              <w:rPr>
+                <w:rFonts w:ascii="Arial" w:hAnsi="Arial" w:eastAsia="Arial" w:cs="Arial"/>
+                <w:b w:val="0"/>
+                <w:i w:val="0"/>
+                <w:sz w:val="24"/>
+                <w:u w:val="none"/>
+              </w:rPr>
+              <w:t>2026</w:t>
             </w:r>
           </w:p>
         </w:tc>
         <w:tc>
           <w:tcPr>
             <w:tcW w:w="2564" w:type="dxa"/>
+            <w:vAlign w:val="top"/>
           </w:tcPr>
           <w:p>
-            <w:r>
-              <w:t>Weekly Hours: 3</w:t>
+            <w:pPr>
+              <w:jc w:val="left"/>
+              <w:spacing w:line="360" w:lineRule="auto" w:before="0" w:after="0"/>
+            </w:pPr>
+            <w:r>
+              <w:rPr>
+                <w:rFonts w:ascii="Arial" w:hAnsi="Arial" w:eastAsia="Arial" w:cs="Arial"/>
+                <w:b w:val="0"/>
+                <w:i w:val="0"/>
+                <w:sz w:val="24"/>
+                <w:u w:val="none"/>
+              </w:rPr>
+            </w:r>
+            <w:r>
+              <w:rPr>
+                <w:rFonts w:ascii="Arial" w:hAnsi="Arial" w:eastAsia="Arial" w:cs="Arial"/>
+                <w:b/>
+                <w:i w:val="0"/>
+                <w:sz w:val="24"/>
+                <w:u w:val="none"/>
+              </w:rPr>
+              <w:t xml:space="preserve">Weekly Hours: </w:t>
+            </w:r>
+            <w:r>
+              <w:rPr>
+                <w:rFonts w:ascii="Arial" w:hAnsi="Arial" w:eastAsia="Arial" w:cs="Arial"/>
+                <w:b w:val="0"/>
+                <w:i w:val="0"/>
+                <w:sz w:val="24"/>
+                <w:u w:val="none"/>
+              </w:rPr>
+              <w:t>3</w:t>
             </w:r>
           </w:p>
         </w:tc>
@@ -216,15 +376,54 @@
           <w:tcPr>
             <w:tcW w:w="15384" w:type="dxa"/>
             <w:gridSpan w:val="6"/>
+            <w:vAlign w:val="top"/>
           </w:tcPr>
           <w:p>
-            <w:r>
+            <w:pPr>
+              <w:spacing w:line="480" w:lineRule="auto" w:before="0" w:after="0"/>
+            </w:pPr>
+            <w:r/>
+            <w:r>
+              <w:rPr>
+                <w:rFonts w:ascii="Arial" w:hAnsi="Arial" w:eastAsia="Arial" w:cs="Arial"/>
+                <w:b/>
+                <w:i w:val="0"/>
+                <w:sz w:val="24"/>
+                <w:u w:val="none"/>
+              </w:rPr>
               <w:t>Competences:</w:t>
               <w:br/>
+            </w:r>
+            <w:r>
+              <w:rPr>
+                <w:rFonts w:ascii="Arial" w:hAnsi="Arial" w:eastAsia="Arial" w:cs="Arial"/>
+                <w:b w:val="0"/>
+                <w:i w:val="0"/>
+                <w:sz w:val="24"/>
+                <w:u w:val="none"/>
+              </w:rPr>
               <w:t>Reflect on third-trimester project learning, vocabulary, and personal work habits.</w:t>
               <w:br/>
+            </w:r>
+            <w:r>
+              <w:rPr>
+                <w:rFonts w:ascii="Arial" w:hAnsi="Arial" w:eastAsia="Arial" w:cs="Arial"/>
+                <w:b w:val="0"/>
+                <w:i w:val="0"/>
+                <w:sz w:val="24"/>
+                <w:u w:val="none"/>
+              </w:rPr>
               <w:t>Organize and submit missing evidence if class meets and a make-up task is assigned.</w:t>
               <w:br/>
+            </w:r>
+            <w:r>
+              <w:rPr>
+                <w:rFonts w:ascii="Arial" w:hAnsi="Arial" w:eastAsia="Arial" w:cs="Arial"/>
+                <w:b w:val="0"/>
+                <w:i w:val="0"/>
+                <w:sz w:val="24"/>
+                <w:u w:val="none"/>
+              </w:rPr>
               <w:t>Review key spreadsheet, Scratch, source credibility, and physical computing ideas without adding new assessed content.</w:t>
             </w:r>
           </w:p>
@@ -235,15 +434,54 @@
           <w:tcPr>
             <w:tcW w:w="15384" w:type="dxa"/>
             <w:gridSpan w:val="6"/>
+            <w:vAlign w:val="top"/>
           </w:tcPr>
           <w:p>
-            <w:r>
+            <w:pPr>
+              <w:spacing w:line="480" w:lineRule="auto" w:before="0" w:after="0"/>
+            </w:pPr>
+            <w:r/>
+            <w:r>
+              <w:rPr>
+                <w:rFonts w:ascii="Arial" w:hAnsi="Arial" w:eastAsia="Arial" w:cs="Arial"/>
+                <w:b/>
+                <w:i w:val="0"/>
+                <w:sz w:val="24"/>
+                <w:u w:val="none"/>
+              </w:rPr>
               <w:t>Learning Objectives:</w:t>
               <w:br/>
+            </w:r>
+            <w:r>
+              <w:rPr>
+                <w:rFonts w:ascii="Arial" w:hAnsi="Arial" w:eastAsia="Arial" w:cs="Arial"/>
+                <w:b w:val="0"/>
+                <w:i w:val="0"/>
+                <w:sz w:val="24"/>
+                <w:u w:val="none"/>
+              </w:rPr>
               <w:t>Identify missing files, reflections, or project evidence and prepare them for submission if needed.</w:t>
               <w:br/>
+            </w:r>
+            <w:r>
+              <w:rPr>
+                <w:rFonts w:ascii="Arial" w:hAnsi="Arial" w:eastAsia="Arial" w:cs="Arial"/>
+                <w:b w:val="0"/>
+                <w:i w:val="0"/>
+                <w:sz w:val="24"/>
+                <w:u w:val="none"/>
+              </w:rPr>
               <w:t>Review third-trimester vocabulary and skills through short administrative or reflection tasks.</w:t>
               <w:br/>
+            </w:r>
+            <w:r>
+              <w:rPr>
+                <w:rFonts w:ascii="Arial" w:hAnsi="Arial" w:eastAsia="Arial" w:cs="Arial"/>
+                <w:b w:val="0"/>
+                <w:i w:val="0"/>
+                <w:sz w:val="24"/>
+                <w:u w:val="none"/>
+              </w:rPr>
               <w:t>Confirm that project files are named clearly, organized, and submitted in the correct place.</w:t>
             </w:r>
           </w:p>
@@ -254,15 +492,54 @@
           <w:tcPr>
             <w:tcW w:w="15384" w:type="dxa"/>
             <w:gridSpan w:val="6"/>
+            <w:vAlign w:val="top"/>
           </w:tcPr>
           <w:p>
-            <w:r>
+            <w:pPr>
+              <w:spacing w:line="480" w:lineRule="auto" w:before="0" w:after="0"/>
+            </w:pPr>
+            <w:r/>
+            <w:r>
+              <w:rPr>
+                <w:rFonts w:ascii="Arial" w:hAnsi="Arial" w:eastAsia="Arial" w:cs="Arial"/>
+                <w:b/>
+                <w:i w:val="0"/>
+                <w:sz w:val="24"/>
+                <w:u w:val="none"/>
+              </w:rPr>
               <w:t>Learning Outcomes:</w:t>
               <w:br/>
+            </w:r>
+            <w:r>
+              <w:rPr>
+                <w:rFonts w:ascii="Arial" w:hAnsi="Arial" w:eastAsia="Arial" w:cs="Arial"/>
+                <w:b w:val="0"/>
+                <w:i w:val="0"/>
+                <w:sz w:val="24"/>
+                <w:u w:val="none"/>
+              </w:rPr>
               <w:t>Complete only assigned make-up, reflection, file organization, or presentation make-up evidence if class meets.</w:t>
               <w:br/>
+            </w:r>
+            <w:r>
+              <w:rPr>
+                <w:rFonts w:ascii="Arial" w:hAnsi="Arial" w:eastAsia="Arial" w:cs="Arial"/>
+                <w:b w:val="0"/>
+                <w:i w:val="0"/>
+                <w:sz w:val="24"/>
+                <w:u w:val="none"/>
+              </w:rPr>
               <w:t>Review key trimester vocabulary without adding a new daily grade or appreciation grade.</w:t>
               <w:br/>
+            </w:r>
+            <w:r>
+              <w:rPr>
+                <w:rFonts w:ascii="Arial" w:hAnsi="Arial" w:eastAsia="Arial" w:cs="Arial"/>
+                <w:b w:val="0"/>
+                <w:i w:val="0"/>
+                <w:sz w:val="24"/>
+                <w:u w:val="none"/>
+              </w:rPr>
               <w:t>Finish the trimester with files, reflections, and project evidence organized for archive or return.</w:t>
             </w:r>
           </w:p>
@@ -290,9 +567,30 @@
               <w:right w:val="single" w:sz="4" w:space="0" w:color="auto"/>
             </w:tcBorders>
             <w:shd w:val="clear" w:color="auto" w:fill="A8D08D"/>
+            <w:vAlign w:val="top"/>
           </w:tcPr>
           <w:p>
-            <w:r>
+            <w:pPr>
+              <w:jc w:val="center"/>
+              <w:spacing w:line="360" w:lineRule="auto" w:before="0" w:after="0"/>
+            </w:pPr>
+            <w:r>
+              <w:rPr>
+                <w:rFonts w:ascii="Arial" w:hAnsi="Arial" w:eastAsia="Arial" w:cs="Arial"/>
+                <w:b/>
+                <w:i w:val="0"/>
+                <w:sz w:val="24"/>
+                <w:u w:val="none"/>
+              </w:rPr>
+            </w:r>
+            <w:r>
+              <w:rPr>
+                <w:rFonts w:ascii="Arial" w:hAnsi="Arial" w:eastAsia="Arial" w:cs="Arial"/>
+                <w:b/>
+                <w:i w:val="0"/>
+                <w:sz w:val="24"/>
+                <w:u w:val="none"/>
+              </w:rPr>
               <w:t>7A, 7B day – 45min – December - Week 13</w:t>
             </w:r>
           </w:p>
@@ -307,9 +605,30 @@
               <w:right w:val="single" w:sz="4" w:space="0" w:color="auto"/>
             </w:tcBorders>
             <w:shd w:val="clear" w:color="auto" w:fill="A8D08D"/>
+            <w:vAlign w:val="top"/>
           </w:tcPr>
           <w:p>
-            <w:r>
+            <w:pPr>
+              <w:jc w:val="center"/>
+              <w:spacing w:line="360" w:lineRule="auto" w:before="0" w:after="0"/>
+            </w:pPr>
+            <w:r>
+              <w:rPr>
+                <w:rFonts w:ascii="Arial" w:hAnsi="Arial" w:eastAsia="Arial" w:cs="Arial"/>
+                <w:b/>
+                <w:i w:val="0"/>
+                <w:sz w:val="24"/>
+                <w:u w:val="none"/>
+              </w:rPr>
+            </w:r>
+            <w:r>
+              <w:rPr>
+                <w:rFonts w:ascii="Arial" w:hAnsi="Arial" w:eastAsia="Arial" w:cs="Arial"/>
+                <w:b/>
+                <w:i w:val="0"/>
+                <w:sz w:val="24"/>
+                <w:u w:val="none"/>
+              </w:rPr>
               <w:t>7A, 7B day – 90 min – December - Week 13</w:t>
             </w:r>
           </w:p>
@@ -325,26 +644,150 @@
               <w:bottom w:val="single" w:sz="4" w:space="0" w:color="auto"/>
               <w:right w:val="single" w:sz="4" w:space="0" w:color="auto"/>
             </w:tcBorders>
+            <w:vAlign w:val="top"/>
           </w:tcPr>
           <w:p>
-            <w:r>
-              <w:t>Topic:</w:t>
-              <w:br/>
+            <w:pPr>
+              <w:spacing w:line="360" w:lineRule="auto" w:before="0" w:after="0"/>
+            </w:pPr>
+            <w:r>
+              <w:rPr>
+                <w:rFonts w:ascii="Arial" w:hAnsi="Arial" w:eastAsia="Arial" w:cs="Arial"/>
+                <w:b/>
+                <w:i w:val="0"/>
+                <w:sz w:val="24"/>
+                <w:u w:val="none"/>
+              </w:rPr>
+              <w:t xml:space="preserve">Topic: </w:t>
+            </w:r>
+            <w:r>
+              <w:rPr>
+                <w:rFonts w:ascii="Arial" w:hAnsi="Arial" w:eastAsia="Arial" w:cs="Arial"/>
+                <w:b w:val="0"/>
+                <w:i w:val="0"/>
+                <w:sz w:val="24"/>
+                <w:u w:val="none"/>
+              </w:rPr>
               <w:t>Exam/admin buffer</w:t>
-              <w:br/>
-              <w:br/>
-              <w:t>Pre-activities</w:t>
-              <w:br/>
+            </w:r>
+          </w:p>
+          <w:p>
+            <w:pPr>
+              <w:spacing w:line="360" w:lineRule="auto" w:before="0" w:after="0"/>
+            </w:pPr>
+            <w:r>
+              <w:rPr>
+                <w:rFonts w:ascii="Arial" w:hAnsi="Arial" w:eastAsia="Arial" w:cs="Arial"/>
+                <w:i w:val="0"/>
+                <w:sz w:val="24"/>
+                <w:u w:val="none"/>
+                <w:b/>
+                <w:bCs/>
+              </w:rPr>
+              <w:t>Class Objective:</w:t>
+            </w:r>
+          </w:p>
+          <w:p>
+            <w:pPr>
+              <w:spacing w:line="360" w:lineRule="auto" w:before="0" w:after="0"/>
+            </w:pPr>
+            <w:r>
+              <w:rPr>
+                <w:rFonts w:ascii="Arial" w:hAnsi="Arial" w:eastAsia="Arial" w:cs="Arial"/>
+                <w:i w:val="0"/>
+                <w:sz w:val="24"/>
+                <w:u w:val="none"/>
+              </w:rPr>
+              <w:t>Complete a make-up submission, final reflection, or file organization task only if class meets and the teacher assigns it.</w:t>
+            </w:r>
+          </w:p>
+          <w:p>
+            <w:pPr>
+              <w:spacing w:line="360" w:lineRule="auto" w:before="0" w:after="0"/>
+            </w:pPr>
+            <w:r>
+              <w:rPr>
+                <w:rFonts w:ascii="Arial" w:hAnsi="Arial" w:eastAsia="Arial" w:cs="Arial"/>
+                <w:b/>
+                <w:i w:val="0"/>
+                <w:sz w:val="24"/>
+                <w:u w:val="none"/>
+              </w:rPr>
+              <w:t>Pre-activities:</w:t>
+            </w:r>
+          </w:p>
+          <w:p>
+            <w:pPr>
+              <w:spacing w:line="360" w:lineRule="auto" w:before="0" w:after="0"/>
+            </w:pPr>
+            <w:r>
+              <w:rPr>
+                <w:rFonts w:ascii="Arial" w:hAnsi="Arial" w:eastAsia="Arial" w:cs="Arial"/>
+                <w:b w:val="0"/>
+                <w:i w:val="0"/>
+                <w:sz w:val="24"/>
+                <w:u w:val="none"/>
+              </w:rPr>
               <w:t>Review your submitted work list and identify any missing file, reflection, or project evidence, such as a spreadsheet task, Scratch screenshot, source check, sensor-system plan, or project reflection.</w:t>
-              <w:br/>
-              <w:br/>
-              <w:t>While activities</w:t>
-              <w:br/>
+            </w:r>
+          </w:p>
+          <w:p>
+            <w:pPr>
+              <w:spacing w:line="360" w:lineRule="auto" w:before="0" w:after="0"/>
+            </w:pPr>
+            <w:r>
+              <w:rPr>
+                <w:rFonts w:ascii="Arial" w:hAnsi="Arial" w:eastAsia="Arial" w:cs="Arial"/>
+                <w:b/>
+                <w:i w:val="0"/>
+                <w:sz w:val="24"/>
+                <w:u w:val="none"/>
+              </w:rPr>
+              <w:t>While activities:</w:t>
+            </w:r>
+          </w:p>
+          <w:p>
+            <w:pPr>
+              <w:spacing w:line="360" w:lineRule="auto" w:before="0" w:after="0"/>
+            </w:pPr>
+            <w:r>
+              <w:rPr>
+                <w:rFonts w:ascii="Arial" w:hAnsi="Arial" w:eastAsia="Arial" w:cs="Arial"/>
+                <w:b w:val="0"/>
+                <w:i w:val="0"/>
+                <w:sz w:val="24"/>
+                <w:u w:val="none"/>
+              </w:rPr>
               <w:t>Complete a make-up submission, final reflection, or file organization task only if class meets and the teacher assigns it.</w:t>
-              <w:br/>
-              <w:br/>
-              <w:t>Post activities</w:t>
-              <w:br/>
+            </w:r>
+          </w:p>
+          <w:p>
+            <w:pPr>
+              <w:spacing w:line="360" w:lineRule="auto" w:before="0" w:after="0"/>
+            </w:pPr>
+            <w:r>
+              <w:rPr>
+                <w:rFonts w:ascii="Arial" w:hAnsi="Arial" w:eastAsia="Arial" w:cs="Arial"/>
+                <w:b/>
+                <w:i w:val="0"/>
+                <w:sz w:val="24"/>
+                <w:u w:val="none"/>
+              </w:rPr>
+              <w:t>Post activities:</w:t>
+            </w:r>
+          </w:p>
+          <w:p>
+            <w:pPr>
+              <w:spacing w:line="360" w:lineRule="auto" w:before="0" w:after="0"/>
+            </w:pPr>
+            <w:r>
+              <w:rPr>
+                <w:rFonts w:ascii="Arial" w:hAnsi="Arial" w:eastAsia="Arial" w:cs="Arial"/>
+                <w:b w:val="0"/>
+                <w:i w:val="0"/>
+                <w:sz w:val="24"/>
+                <w:u w:val="none"/>
+              </w:rPr>
               <w:t>Confirm that your files are named clearly and submitted in the correct place.</w:t>
             </w:r>
           </w:p>
@@ -358,26 +801,165 @@
               <w:bottom w:val="single" w:sz="4" w:space="0" w:color="auto"/>
               <w:right w:val="single" w:sz="4" w:space="0" w:color="auto"/>
             </w:tcBorders>
+            <w:vAlign w:val="top"/>
           </w:tcPr>
           <w:p>
-            <w:r>
-              <w:t>Topic:</w:t>
-              <w:br/>
+            <w:pPr>
+              <w:spacing w:line="360" w:lineRule="auto" w:before="0" w:after="0"/>
+            </w:pPr>
+            <w:r>
+              <w:rPr>
+                <w:rFonts w:ascii="Arial" w:hAnsi="Arial" w:eastAsia="Arial" w:cs="Arial"/>
+                <w:b/>
+                <w:i w:val="0"/>
+                <w:sz w:val="24"/>
+                <w:u w:val="none"/>
+              </w:rPr>
+              <w:t xml:space="preserve">Topic: </w:t>
+            </w:r>
+            <w:r>
+              <w:rPr>
+                <w:rFonts w:ascii="Arial" w:hAnsi="Arial" w:eastAsia="Arial" w:cs="Arial"/>
+                <w:b w:val="0"/>
+                <w:i w:val="0"/>
+                <w:sz w:val="24"/>
+                <w:u w:val="none"/>
+              </w:rPr>
               <w:t>Exam/admin buffer</w:t>
-              <w:br/>
-              <w:br/>
-              <w:t>Pre-activities</w:t>
-              <w:br/>
-              <w:t>Review key third-trimester vocabulary from September-November. No new December vocabulary set is added.</w:t>
-              <w:br/>
-              <w:br/>
-              <w:t>While activities</w:t>
-              <w:br/>
+            </w:r>
+          </w:p>
+          <w:p>
+            <w:pPr>
+              <w:spacing w:line="360" w:lineRule="auto" w:before="0" w:after="0"/>
+            </w:pPr>
+            <w:r>
+              <w:rPr>
+                <w:rFonts w:ascii="Arial" w:hAnsi="Arial" w:eastAsia="Arial" w:cs="Arial"/>
+                <w:i w:val="0"/>
+                <w:sz w:val="24"/>
+                <w:u w:val="none"/>
+                <w:b/>
+                <w:bCs/>
+              </w:rPr>
+              <w:t>Class Objective:</w:t>
+            </w:r>
+          </w:p>
+          <w:p>
+            <w:pPr>
+              <w:spacing w:line="360" w:lineRule="auto" w:before="0" w:after="0"/>
+            </w:pPr>
+            <w:r>
+              <w:rPr>
+                <w:rFonts w:ascii="Arial" w:hAnsi="Arial" w:eastAsia="Arial" w:cs="Arial"/>
+                <w:i w:val="0"/>
+                <w:sz w:val="24"/>
+                <w:u w:val="none"/>
+              </w:rPr>
               <w:t>Complete a quiet review, reflection, make-up presentation, or administrative task only if class meets and the teacher assigns it.</w:t>
-              <w:br/>
-              <w:br/>
-              <w:t>Post activities</w:t>
-              <w:br/>
+            </w:r>
+          </w:p>
+          <w:p>
+            <w:pPr>
+              <w:spacing w:line="360" w:lineRule="auto" w:before="0" w:after="0"/>
+            </w:pPr>
+            <w:r>
+              <w:rPr>
+                <w:rFonts w:ascii="Arial" w:hAnsi="Arial" w:eastAsia="Arial" w:cs="Arial"/>
+                <w:b/>
+                <w:i w:val="0"/>
+                <w:sz w:val="24"/>
+                <w:u w:val="none"/>
+              </w:rPr>
+              <w:t>Pre-activities:</w:t>
+            </w:r>
+          </w:p>
+          <w:p>
+            <w:pPr>
+              <w:spacing w:line="360" w:lineRule="auto" w:before="0" w:after="0"/>
+            </w:pPr>
+            <w:r>
+              <w:rPr>
+                <w:rFonts w:ascii="Arial" w:hAnsi="Arial" w:eastAsia="Arial" w:cs="Arial"/>
+                <w:b w:val="0"/>
+                <w:i w:val="0"/>
+                <w:sz w:val="24"/>
+                <w:u w:val="none"/>
+              </w:rPr>
+              <w:t>Review key third-trimester vocabulary from September-November.</w:t>
+            </w:r>
+          </w:p>
+          <w:p>
+            <w:pPr>
+              <w:spacing w:line="360" w:lineRule="auto" w:before="0" w:after="0"/>
+            </w:pPr>
+            <w:r>
+              <w:rPr>
+                <w:rFonts w:ascii="Arial" w:hAnsi="Arial" w:eastAsia="Arial" w:cs="Arial"/>
+                <w:b w:val="0"/>
+                <w:i w:val="0"/>
+                <w:sz w:val="24"/>
+                <w:u w:val="none"/>
+              </w:rPr>
+              <w:t>No new December vocabulary set is added.</w:t>
+            </w:r>
+          </w:p>
+          <w:p>
+            <w:pPr>
+              <w:spacing w:line="360" w:lineRule="auto" w:before="0" w:after="0"/>
+            </w:pPr>
+            <w:r>
+              <w:rPr>
+                <w:rFonts w:ascii="Arial" w:hAnsi="Arial" w:eastAsia="Arial" w:cs="Arial"/>
+                <w:b/>
+                <w:i w:val="0"/>
+                <w:sz w:val="24"/>
+                <w:u w:val="none"/>
+              </w:rPr>
+              <w:t>While activities:</w:t>
+            </w:r>
+          </w:p>
+          <w:p>
+            <w:pPr>
+              <w:spacing w:line="360" w:lineRule="auto" w:before="0" w:after="0"/>
+            </w:pPr>
+            <w:r>
+              <w:rPr>
+                <w:rFonts w:ascii="Arial" w:hAnsi="Arial" w:eastAsia="Arial" w:cs="Arial"/>
+                <w:b w:val="0"/>
+                <w:i w:val="0"/>
+                <w:sz w:val="24"/>
+                <w:u w:val="none"/>
+              </w:rPr>
+              <w:t>Complete a quiet review, reflection, make-up presentation, or administrative task only if class meets and the teacher assigns it.</w:t>
+            </w:r>
+          </w:p>
+          <w:p>
+            <w:pPr>
+              <w:spacing w:line="360" w:lineRule="auto" w:before="0" w:after="0"/>
+            </w:pPr>
+            <w:r>
+              <w:rPr>
+                <w:rFonts w:ascii="Arial" w:hAnsi="Arial" w:eastAsia="Arial" w:cs="Arial"/>
+                <w:b/>
+                <w:i w:val="0"/>
+                <w:sz w:val="24"/>
+                <w:u w:val="none"/>
+              </w:rPr>
+              <w:t>Post activities:</w:t>
+            </w:r>
+          </w:p>
+          <w:p>
+            <w:pPr>
+              <w:spacing w:line="360" w:lineRule="auto" w:before="0" w:after="0"/>
+            </w:pPr>
+            <w:r>
+              <w:rPr>
+                <w:rFonts w:ascii="Arial" w:hAnsi="Arial" w:eastAsia="Arial" w:cs="Arial"/>
+                <w:b w:val="0"/>
+                <w:i w:val="0"/>
+                <w:sz w:val="24"/>
+                <w:u w:val="none"/>
+              </w:rPr>
               <w:t>Close the trimester by writing one skill you improved and one skill to practice next year.</w:t>
             </w:r>
           </w:p>
@@ -393,10 +975,32 @@
               <w:bottom w:val="single" w:sz="4" w:space="0" w:color="auto"/>
               <w:right w:val="single" w:sz="4" w:space="0" w:color="auto"/>
             </w:tcBorders>
+            <w:vAlign w:val="top"/>
           </w:tcPr>
           <w:p>
-            <w:r>
-              <w:t>Resources: Pen, pencil, technology notebook, student's email and password, Google Sheets or Excel, prepared data files, project planning sheet, projector.</w:t>
+            <w:pPr>
+              <w:spacing w:line="360" w:lineRule="auto" w:before="0" w:after="0"/>
+            </w:pPr>
+            <w:r/>
+            <w:r>
+              <w:rPr>
+                <w:rFonts w:ascii="Arial" w:hAnsi="Arial" w:eastAsia="Arial" w:cs="Arial"/>
+                <w:b/>
+                <w:i w:val="0"/>
+                <w:sz w:val="24"/>
+                <w:u w:val="none"/>
+              </w:rPr>
+              <w:t xml:space="preserve">Resources: </w:t>
+            </w:r>
+            <w:r>
+              <w:rPr>
+                <w:rFonts w:ascii="Arial" w:hAnsi="Arial" w:eastAsia="Arial" w:cs="Arial"/>
+                <w:b w:val="0"/>
+                <w:i w:val="0"/>
+                <w:sz w:val="24"/>
+                <w:u w:val="none"/>
+              </w:rPr>
+              <w:t>Pen, pencil, technology notebook, student's computer, email and password</w:t>
             </w:r>
           </w:p>
         </w:tc>
@@ -409,10 +1013,32 @@
               <w:bottom w:val="single" w:sz="4" w:space="0" w:color="auto"/>
               <w:right w:val="single" w:sz="4" w:space="0" w:color="auto"/>
             </w:tcBorders>
+            <w:vAlign w:val="top"/>
           </w:tcPr>
           <w:p>
-            <w:r>
-              <w:t>Resources: Pen, pencil, technology notebook, student's email and password, Google Sheets or Excel, prepared data files, project planning sheet, projector.</w:t>
+            <w:pPr>
+              <w:spacing w:line="360" w:lineRule="auto" w:before="0" w:after="0"/>
+            </w:pPr>
+            <w:r/>
+            <w:r>
+              <w:rPr>
+                <w:rFonts w:ascii="Arial" w:hAnsi="Arial" w:eastAsia="Arial" w:cs="Arial"/>
+                <w:b/>
+                <w:i w:val="0"/>
+                <w:sz w:val="24"/>
+                <w:u w:val="none"/>
+              </w:rPr>
+              <w:t xml:space="preserve">Resources: </w:t>
+            </w:r>
+            <w:r>
+              <w:rPr>
+                <w:rFonts w:ascii="Arial" w:hAnsi="Arial" w:eastAsia="Arial" w:cs="Arial"/>
+                <w:b w:val="0"/>
+                <w:i w:val="0"/>
+                <w:sz w:val="24"/>
+                <w:u w:val="none"/>
+              </w:rPr>
+              <w:t>Pen, pencil, technology notebook, student's computer, email and password</w:t>
             </w:r>
           </w:p>
         </w:tc>
@@ -428,9 +1054,30 @@
               <w:right w:val="single" w:sz="4" w:space="0" w:color="auto"/>
             </w:tcBorders>
             <w:shd w:val="clear" w:color="auto" w:fill="A8D08D"/>
+            <w:vAlign w:val="top"/>
           </w:tcPr>
           <w:p>
-            <w:r>
+            <w:pPr>
+              <w:jc w:val="center"/>
+              <w:spacing w:line="360" w:lineRule="auto" w:before="0" w:after="0"/>
+            </w:pPr>
+            <w:r>
+              <w:rPr>
+                <w:rFonts w:ascii="Arial" w:hAnsi="Arial" w:eastAsia="Arial" w:cs="Arial"/>
+                <w:b/>
+                <w:i w:val="0"/>
+                <w:sz w:val="24"/>
+                <w:u w:val="none"/>
+              </w:rPr>
+            </w:r>
+            <w:r>
+              <w:rPr>
+                <w:rFonts w:ascii="Arial" w:hAnsi="Arial" w:eastAsia="Arial" w:cs="Arial"/>
+                <w:b/>
+                <w:i w:val="0"/>
+                <w:sz w:val="24"/>
+                <w:u w:val="none"/>
+              </w:rPr>
               <w:t>7A, 7B day – 45min – December - No scheduled class</w:t>
             </w:r>
           </w:p>
@@ -445,9 +1092,30 @@
               <w:right w:val="single" w:sz="4" w:space="0" w:color="auto"/>
             </w:tcBorders>
             <w:shd w:val="clear" w:color="auto" w:fill="A8D08D"/>
+            <w:vAlign w:val="top"/>
           </w:tcPr>
           <w:p>
-            <w:r>
+            <w:pPr>
+              <w:jc w:val="center"/>
+              <w:spacing w:line="360" w:lineRule="auto" w:before="0" w:after="0"/>
+            </w:pPr>
+            <w:r>
+              <w:rPr>
+                <w:rFonts w:ascii="Arial" w:hAnsi="Arial" w:eastAsia="Arial" w:cs="Arial"/>
+                <w:b/>
+                <w:i w:val="0"/>
+                <w:sz w:val="24"/>
+                <w:u w:val="none"/>
+              </w:rPr>
+            </w:r>
+            <w:r>
+              <w:rPr>
+                <w:rFonts w:ascii="Arial" w:hAnsi="Arial" w:eastAsia="Arial" w:cs="Arial"/>
+                <w:b/>
+                <w:i w:val="0"/>
+                <w:sz w:val="24"/>
+                <w:u w:val="none"/>
+              </w:rPr>
               <w:t>7A, 7B day – 90 min – December - No scheduled class</w:t>
             </w:r>
           </w:p>
@@ -463,26 +1131,120 @@
               <w:bottom w:val="single" w:sz="4" w:space="0" w:color="auto"/>
               <w:right w:val="single" w:sz="4" w:space="0" w:color="auto"/>
             </w:tcBorders>
+            <w:vAlign w:val="top"/>
           </w:tcPr>
           <w:p>
-            <w:r>
-              <w:t>Topic:</w:t>
-              <w:br/>
+            <w:pPr>
+              <w:spacing w:line="360" w:lineRule="auto" w:before="0" w:after="0"/>
+            </w:pPr>
+            <w:r>
+              <w:rPr>
+                <w:rFonts w:ascii="Arial" w:hAnsi="Arial" w:eastAsia="Arial" w:cs="Arial"/>
+                <w:b/>
+                <w:i w:val="0"/>
+                <w:sz w:val="24"/>
+                <w:u w:val="none"/>
+              </w:rPr>
+              <w:t xml:space="preserve">Topic: </w:t>
+            </w:r>
+            <w:r>
+              <w:rPr>
+                <w:rFonts w:ascii="Arial" w:hAnsi="Arial" w:eastAsia="Arial" w:cs="Arial"/>
+                <w:b w:val="0"/>
+                <w:i w:val="0"/>
+                <w:sz w:val="24"/>
+                <w:u w:val="none"/>
+              </w:rPr>
               <w:t>No regular class scheduled in this monthly plan.</w:t>
-              <w:br/>
-              <w:br/>
-              <w:t>Pre-activities</w:t>
-              <w:br/>
+            </w:r>
+          </w:p>
+          <w:p>
+            <w:pPr>
+              <w:spacing w:line="360" w:lineRule="auto" w:before="0" w:after="0"/>
+            </w:pPr>
+            <w:r>
+              <w:rPr>
+                <w:rFonts w:ascii="Arial" w:hAnsi="Arial" w:eastAsia="Arial" w:cs="Arial"/>
+                <w:b/>
+                <w:i w:val="0"/>
+                <w:sz w:val="24"/>
+                <w:u w:val="none"/>
+              </w:rPr>
+              <w:t>Pre-activities:</w:t>
+            </w:r>
+          </w:p>
+          <w:p>
+            <w:pPr>
+              <w:spacing w:line="360" w:lineRule="auto" w:before="0" w:after="0"/>
+            </w:pPr>
+            <w:r>
+              <w:rPr>
+                <w:rFonts w:ascii="Arial" w:hAnsi="Arial" w:eastAsia="Arial" w:cs="Arial"/>
+                <w:b w:val="0"/>
+                <w:i w:val="0"/>
+                <w:sz w:val="24"/>
+                <w:u w:val="none"/>
+              </w:rPr>
               <w:t>No activity scheduled.</w:t>
-              <w:br/>
-              <w:br/>
-              <w:t>While activities</w:t>
-              <w:br/>
+            </w:r>
+          </w:p>
+          <w:p>
+            <w:pPr>
+              <w:spacing w:line="360" w:lineRule="auto" w:before="0" w:after="0"/>
+            </w:pPr>
+            <w:r>
+              <w:rPr>
+                <w:rFonts w:ascii="Arial" w:hAnsi="Arial" w:eastAsia="Arial" w:cs="Arial"/>
+                <w:b/>
+                <w:i w:val="0"/>
+                <w:sz w:val="24"/>
+                <w:u w:val="none"/>
+              </w:rPr>
+              <w:t>While activities:</w:t>
+            </w:r>
+          </w:p>
+          <w:p>
+            <w:pPr>
+              <w:spacing w:line="360" w:lineRule="auto" w:before="0" w:after="0"/>
+            </w:pPr>
+            <w:r>
+              <w:rPr>
+                <w:rFonts w:ascii="Arial" w:hAnsi="Arial" w:eastAsia="Arial" w:cs="Arial"/>
+                <w:b w:val="0"/>
+                <w:i w:val="0"/>
+                <w:sz w:val="24"/>
+                <w:u w:val="none"/>
+              </w:rPr>
               <w:t>No activity scheduled.</w:t>
-              <w:br/>
-              <w:br/>
-              <w:t>Post activities</w:t>
-              <w:br/>
+            </w:r>
+          </w:p>
+          <w:p>
+            <w:pPr>
+              <w:spacing w:line="360" w:lineRule="auto" w:before="0" w:after="0"/>
+            </w:pPr>
+            <w:r>
+              <w:rPr>
+                <w:rFonts w:ascii="Arial" w:hAnsi="Arial" w:eastAsia="Arial" w:cs="Arial"/>
+                <w:b/>
+                <w:i w:val="0"/>
+                <w:sz w:val="24"/>
+                <w:u w:val="none"/>
+              </w:rPr>
+              <w:t>Post activities:</w:t>
+            </w:r>
+          </w:p>
+          <w:p>
+            <w:pPr>
+              <w:spacing w:line="360" w:lineRule="auto" w:before="0" w:after="0"/>
+            </w:pPr>
+            <w:r>
+              <w:rPr>
+                <w:rFonts w:ascii="Arial" w:hAnsi="Arial" w:eastAsia="Arial" w:cs="Arial"/>
+                <w:b w:val="0"/>
+                <w:i w:val="0"/>
+                <w:sz w:val="24"/>
+                <w:u w:val="none"/>
+              </w:rPr>
               <w:t>No activity scheduled.</w:t>
             </w:r>
           </w:p>
@@ -496,26 +1258,120 @@
               <w:bottom w:val="single" w:sz="4" w:space="0" w:color="auto"/>
               <w:right w:val="single" w:sz="4" w:space="0" w:color="auto"/>
             </w:tcBorders>
+            <w:vAlign w:val="top"/>
           </w:tcPr>
           <w:p>
-            <w:r>
-              <w:t>Topic:</w:t>
-              <w:br/>
+            <w:pPr>
+              <w:spacing w:line="360" w:lineRule="auto" w:before="0" w:after="0"/>
+            </w:pPr>
+            <w:r>
+              <w:rPr>
+                <w:rFonts w:ascii="Arial" w:hAnsi="Arial" w:eastAsia="Arial" w:cs="Arial"/>
+                <w:b/>
+                <w:i w:val="0"/>
+                <w:sz w:val="24"/>
+                <w:u w:val="none"/>
+              </w:rPr>
+              <w:t xml:space="preserve">Topic: </w:t>
+            </w:r>
+            <w:r>
+              <w:rPr>
+                <w:rFonts w:ascii="Arial" w:hAnsi="Arial" w:eastAsia="Arial" w:cs="Arial"/>
+                <w:b w:val="0"/>
+                <w:i w:val="0"/>
+                <w:sz w:val="24"/>
+                <w:u w:val="none"/>
+              </w:rPr>
               <w:t>No regular class scheduled in this monthly plan.</w:t>
-              <w:br/>
-              <w:br/>
-              <w:t>Pre-activities</w:t>
-              <w:br/>
+            </w:r>
+          </w:p>
+          <w:p>
+            <w:pPr>
+              <w:spacing w:line="360" w:lineRule="auto" w:before="0" w:after="0"/>
+            </w:pPr>
+            <w:r>
+              <w:rPr>
+                <w:rFonts w:ascii="Arial" w:hAnsi="Arial" w:eastAsia="Arial" w:cs="Arial"/>
+                <w:b/>
+                <w:i w:val="0"/>
+                <w:sz w:val="24"/>
+                <w:u w:val="none"/>
+              </w:rPr>
+              <w:t>Pre-activities:</w:t>
+            </w:r>
+          </w:p>
+          <w:p>
+            <w:pPr>
+              <w:spacing w:line="360" w:lineRule="auto" w:before="0" w:after="0"/>
+            </w:pPr>
+            <w:r>
+              <w:rPr>
+                <w:rFonts w:ascii="Arial" w:hAnsi="Arial" w:eastAsia="Arial" w:cs="Arial"/>
+                <w:b w:val="0"/>
+                <w:i w:val="0"/>
+                <w:sz w:val="24"/>
+                <w:u w:val="none"/>
+              </w:rPr>
               <w:t>No activity scheduled.</w:t>
-              <w:br/>
-              <w:br/>
-              <w:t>While activities</w:t>
-              <w:br/>
+            </w:r>
+          </w:p>
+          <w:p>
+            <w:pPr>
+              <w:spacing w:line="360" w:lineRule="auto" w:before="0" w:after="0"/>
+            </w:pPr>
+            <w:r>
+              <w:rPr>
+                <w:rFonts w:ascii="Arial" w:hAnsi="Arial" w:eastAsia="Arial" w:cs="Arial"/>
+                <w:b/>
+                <w:i w:val="0"/>
+                <w:sz w:val="24"/>
+                <w:u w:val="none"/>
+              </w:rPr>
+              <w:t>While activities:</w:t>
+            </w:r>
+          </w:p>
+          <w:p>
+            <w:pPr>
+              <w:spacing w:line="360" w:lineRule="auto" w:before="0" w:after="0"/>
+            </w:pPr>
+            <w:r>
+              <w:rPr>
+                <w:rFonts w:ascii="Arial" w:hAnsi="Arial" w:eastAsia="Arial" w:cs="Arial"/>
+                <w:b w:val="0"/>
+                <w:i w:val="0"/>
+                <w:sz w:val="24"/>
+                <w:u w:val="none"/>
+              </w:rPr>
               <w:t>No activity scheduled.</w:t>
-              <w:br/>
-              <w:br/>
-              <w:t>Post activities</w:t>
-              <w:br/>
+            </w:r>
+          </w:p>
+          <w:p>
+            <w:pPr>
+              <w:spacing w:line="360" w:lineRule="auto" w:before="0" w:after="0"/>
+            </w:pPr>
+            <w:r>
+              <w:rPr>
+                <w:rFonts w:ascii="Arial" w:hAnsi="Arial" w:eastAsia="Arial" w:cs="Arial"/>
+                <w:b/>
+                <w:i w:val="0"/>
+                <w:sz w:val="24"/>
+                <w:u w:val="none"/>
+              </w:rPr>
+              <w:t>Post activities:</w:t>
+            </w:r>
+          </w:p>
+          <w:p>
+            <w:pPr>
+              <w:spacing w:line="360" w:lineRule="auto" w:before="0" w:after="0"/>
+            </w:pPr>
+            <w:r>
+              <w:rPr>
+                <w:rFonts w:ascii="Arial" w:hAnsi="Arial" w:eastAsia="Arial" w:cs="Arial"/>
+                <w:b w:val="0"/>
+                <w:i w:val="0"/>
+                <w:sz w:val="24"/>
+                <w:u w:val="none"/>
+              </w:rPr>
               <w:t>No activity scheduled.</w:t>
             </w:r>
           </w:p>
@@ -531,10 +1387,32 @@
               <w:bottom w:val="single" w:sz="4" w:space="0" w:color="auto"/>
               <w:right w:val="single" w:sz="4" w:space="0" w:color="auto"/>
             </w:tcBorders>
+            <w:vAlign w:val="top"/>
           </w:tcPr>
           <w:p>
-            <w:r>
-              <w:t>Resources: No regular class scheduled.</w:t>
+            <w:pPr>
+              <w:spacing w:line="360" w:lineRule="auto" w:before="0" w:after="0"/>
+            </w:pPr>
+            <w:r/>
+            <w:r>
+              <w:rPr>
+                <w:rFonts w:ascii="Arial" w:hAnsi="Arial" w:eastAsia="Arial" w:cs="Arial"/>
+                <w:b/>
+                <w:i w:val="0"/>
+                <w:sz w:val="24"/>
+                <w:u w:val="none"/>
+              </w:rPr>
+              <w:t xml:space="preserve">Resources: </w:t>
+            </w:r>
+            <w:r>
+              <w:rPr>
+                <w:rFonts w:ascii="Arial" w:hAnsi="Arial" w:eastAsia="Arial" w:cs="Arial"/>
+                <w:b w:val="0"/>
+                <w:i w:val="0"/>
+                <w:sz w:val="24"/>
+                <w:u w:val="none"/>
+              </w:rPr>
+              <w:t>Pen, pencil, technology notebook, student's computer, email and password</w:t>
             </w:r>
           </w:p>
         </w:tc>
@@ -547,10 +1425,32 @@
               <w:bottom w:val="single" w:sz="4" w:space="0" w:color="auto"/>
               <w:right w:val="single" w:sz="4" w:space="0" w:color="auto"/>
             </w:tcBorders>
+            <w:vAlign w:val="top"/>
           </w:tcPr>
           <w:p>
-            <w:r>
-              <w:t>Resources: No regular class scheduled.</w:t>
+            <w:pPr>
+              <w:spacing w:line="360" w:lineRule="auto" w:before="0" w:after="0"/>
+            </w:pPr>
+            <w:r/>
+            <w:r>
+              <w:rPr>
+                <w:rFonts w:ascii="Arial" w:hAnsi="Arial" w:eastAsia="Arial" w:cs="Arial"/>
+                <w:b/>
+                <w:i w:val="0"/>
+                <w:sz w:val="24"/>
+                <w:u w:val="none"/>
+              </w:rPr>
+              <w:t xml:space="preserve">Resources: </w:t>
+            </w:r>
+            <w:r>
+              <w:rPr>
+                <w:rFonts w:ascii="Arial" w:hAnsi="Arial" w:eastAsia="Arial" w:cs="Arial"/>
+                <w:b w:val="0"/>
+                <w:i w:val="0"/>
+                <w:sz w:val="24"/>
+                <w:u w:val="none"/>
+              </w:rPr>
+              <w:t>Pen, pencil, technology notebook, student's computer, email and password</w:t>
             </w:r>
           </w:p>
         </w:tc>
@@ -566,9 +1466,30 @@
               <w:right w:val="single" w:sz="4" w:space="0" w:color="auto"/>
             </w:tcBorders>
             <w:shd w:val="clear" w:color="auto" w:fill="A8D08D"/>
+            <w:vAlign w:val="top"/>
           </w:tcPr>
           <w:p>
-            <w:r>
+            <w:pPr>
+              <w:jc w:val="center"/>
+              <w:spacing w:line="360" w:lineRule="auto" w:before="0" w:after="0"/>
+            </w:pPr>
+            <w:r>
+              <w:rPr>
+                <w:rFonts w:ascii="Arial" w:hAnsi="Arial" w:eastAsia="Arial" w:cs="Arial"/>
+                <w:b/>
+                <w:i w:val="0"/>
+                <w:sz w:val="24"/>
+                <w:u w:val="none"/>
+              </w:rPr>
+            </w:r>
+            <w:r>
+              <w:rPr>
+                <w:rFonts w:ascii="Arial" w:hAnsi="Arial" w:eastAsia="Arial" w:cs="Arial"/>
+                <w:b/>
+                <w:i w:val="0"/>
+                <w:sz w:val="24"/>
+                <w:u w:val="none"/>
+              </w:rPr>
               <w:t>7A, 7B day – 45min – December - No scheduled class</w:t>
             </w:r>
           </w:p>
@@ -583,9 +1504,30 @@
               <w:right w:val="single" w:sz="4" w:space="0" w:color="auto"/>
             </w:tcBorders>
             <w:shd w:val="clear" w:color="auto" w:fill="A8D08D"/>
+            <w:vAlign w:val="top"/>
           </w:tcPr>
           <w:p>
-            <w:r>
+            <w:pPr>
+              <w:jc w:val="center"/>
+              <w:spacing w:line="360" w:lineRule="auto" w:before="0" w:after="0"/>
+            </w:pPr>
+            <w:r>
+              <w:rPr>
+                <w:rFonts w:ascii="Arial" w:hAnsi="Arial" w:eastAsia="Arial" w:cs="Arial"/>
+                <w:b/>
+                <w:i w:val="0"/>
+                <w:sz w:val="24"/>
+                <w:u w:val="none"/>
+              </w:rPr>
+            </w:r>
+            <w:r>
+              <w:rPr>
+                <w:rFonts w:ascii="Arial" w:hAnsi="Arial" w:eastAsia="Arial" w:cs="Arial"/>
+                <w:b/>
+                <w:i w:val="0"/>
+                <w:sz w:val="24"/>
+                <w:u w:val="none"/>
+              </w:rPr>
               <w:t>7A, 7B day – 90 min – December - No scheduled class</w:t>
             </w:r>
           </w:p>
@@ -601,26 +1543,120 @@
               <w:bottom w:val="single" w:sz="4" w:space="0" w:color="auto"/>
               <w:right w:val="single" w:sz="4" w:space="0" w:color="auto"/>
             </w:tcBorders>
+            <w:vAlign w:val="top"/>
           </w:tcPr>
           <w:p>
-            <w:r>
-              <w:t>Topic:</w:t>
-              <w:br/>
+            <w:pPr>
+              <w:spacing w:line="360" w:lineRule="auto" w:before="0" w:after="0"/>
+            </w:pPr>
+            <w:r>
+              <w:rPr>
+                <w:rFonts w:ascii="Arial" w:hAnsi="Arial" w:eastAsia="Arial" w:cs="Arial"/>
+                <w:b/>
+                <w:i w:val="0"/>
+                <w:sz w:val="24"/>
+                <w:u w:val="none"/>
+              </w:rPr>
+              <w:t xml:space="preserve">Topic: </w:t>
+            </w:r>
+            <w:r>
+              <w:rPr>
+                <w:rFonts w:ascii="Arial" w:hAnsi="Arial" w:eastAsia="Arial" w:cs="Arial"/>
+                <w:b w:val="0"/>
+                <w:i w:val="0"/>
+                <w:sz w:val="24"/>
+                <w:u w:val="none"/>
+              </w:rPr>
               <w:t>No regular class scheduled in this monthly plan.</w:t>
-              <w:br/>
-              <w:br/>
-              <w:t>Pre-activities</w:t>
-              <w:br/>
+            </w:r>
+          </w:p>
+          <w:p>
+            <w:pPr>
+              <w:spacing w:line="360" w:lineRule="auto" w:before="0" w:after="0"/>
+            </w:pPr>
+            <w:r>
+              <w:rPr>
+                <w:rFonts w:ascii="Arial" w:hAnsi="Arial" w:eastAsia="Arial" w:cs="Arial"/>
+                <w:b/>
+                <w:i w:val="0"/>
+                <w:sz w:val="24"/>
+                <w:u w:val="none"/>
+              </w:rPr>
+              <w:t>Pre-activities:</w:t>
+            </w:r>
+          </w:p>
+          <w:p>
+            <w:pPr>
+              <w:spacing w:line="360" w:lineRule="auto" w:before="0" w:after="0"/>
+            </w:pPr>
+            <w:r>
+              <w:rPr>
+                <w:rFonts w:ascii="Arial" w:hAnsi="Arial" w:eastAsia="Arial" w:cs="Arial"/>
+                <w:b w:val="0"/>
+                <w:i w:val="0"/>
+                <w:sz w:val="24"/>
+                <w:u w:val="none"/>
+              </w:rPr>
               <w:t>No activity scheduled.</w:t>
-              <w:br/>
-              <w:br/>
-              <w:t>While activities</w:t>
-              <w:br/>
+            </w:r>
+          </w:p>
+          <w:p>
+            <w:pPr>
+              <w:spacing w:line="360" w:lineRule="auto" w:before="0" w:after="0"/>
+            </w:pPr>
+            <w:r>
+              <w:rPr>
+                <w:rFonts w:ascii="Arial" w:hAnsi="Arial" w:eastAsia="Arial" w:cs="Arial"/>
+                <w:b/>
+                <w:i w:val="0"/>
+                <w:sz w:val="24"/>
+                <w:u w:val="none"/>
+              </w:rPr>
+              <w:t>While activities:</w:t>
+            </w:r>
+          </w:p>
+          <w:p>
+            <w:pPr>
+              <w:spacing w:line="360" w:lineRule="auto" w:before="0" w:after="0"/>
+            </w:pPr>
+            <w:r>
+              <w:rPr>
+                <w:rFonts w:ascii="Arial" w:hAnsi="Arial" w:eastAsia="Arial" w:cs="Arial"/>
+                <w:b w:val="0"/>
+                <w:i w:val="0"/>
+                <w:sz w:val="24"/>
+                <w:u w:val="none"/>
+              </w:rPr>
               <w:t>No activity scheduled.</w:t>
-              <w:br/>
-              <w:br/>
-              <w:t>Post activities</w:t>
-              <w:br/>
+            </w:r>
+          </w:p>
+          <w:p>
+            <w:pPr>
+              <w:spacing w:line="360" w:lineRule="auto" w:before="0" w:after="0"/>
+            </w:pPr>
+            <w:r>
+              <w:rPr>
+                <w:rFonts w:ascii="Arial" w:hAnsi="Arial" w:eastAsia="Arial" w:cs="Arial"/>
+                <w:b/>
+                <w:i w:val="0"/>
+                <w:sz w:val="24"/>
+                <w:u w:val="none"/>
+              </w:rPr>
+              <w:t>Post activities:</w:t>
+            </w:r>
+          </w:p>
+          <w:p>
+            <w:pPr>
+              <w:spacing w:line="360" w:lineRule="auto" w:before="0" w:after="0"/>
+            </w:pPr>
+            <w:r>
+              <w:rPr>
+                <w:rFonts w:ascii="Arial" w:hAnsi="Arial" w:eastAsia="Arial" w:cs="Arial"/>
+                <w:b w:val="0"/>
+                <w:i w:val="0"/>
+                <w:sz w:val="24"/>
+                <w:u w:val="none"/>
+              </w:rPr>
               <w:t>No activity scheduled.</w:t>
             </w:r>
           </w:p>
@@ -634,26 +1670,120 @@
               <w:bottom w:val="single" w:sz="4" w:space="0" w:color="auto"/>
               <w:right w:val="single" w:sz="4" w:space="0" w:color="auto"/>
             </w:tcBorders>
+            <w:vAlign w:val="top"/>
           </w:tcPr>
           <w:p>
-            <w:r>
-              <w:t>Topic:</w:t>
-              <w:br/>
+            <w:pPr>
+              <w:spacing w:line="360" w:lineRule="auto" w:before="0" w:after="0"/>
+            </w:pPr>
+            <w:r>
+              <w:rPr>
+                <w:rFonts w:ascii="Arial" w:hAnsi="Arial" w:eastAsia="Arial" w:cs="Arial"/>
+                <w:b/>
+                <w:i w:val="0"/>
+                <w:sz w:val="24"/>
+                <w:u w:val="none"/>
+              </w:rPr>
+              <w:t xml:space="preserve">Topic: </w:t>
+            </w:r>
+            <w:r>
+              <w:rPr>
+                <w:rFonts w:ascii="Arial" w:hAnsi="Arial" w:eastAsia="Arial" w:cs="Arial"/>
+                <w:b w:val="0"/>
+                <w:i w:val="0"/>
+                <w:sz w:val="24"/>
+                <w:u w:val="none"/>
+              </w:rPr>
               <w:t>No regular class scheduled in this monthly plan.</w:t>
-              <w:br/>
-              <w:br/>
-              <w:t>Pre-activities</w:t>
-              <w:br/>
+            </w:r>
+          </w:p>
+          <w:p>
+            <w:pPr>
+              <w:spacing w:line="360" w:lineRule="auto" w:before="0" w:after="0"/>
+            </w:pPr>
+            <w:r>
+              <w:rPr>
+                <w:rFonts w:ascii="Arial" w:hAnsi="Arial" w:eastAsia="Arial" w:cs="Arial"/>
+                <w:b/>
+                <w:i w:val="0"/>
+                <w:sz w:val="24"/>
+                <w:u w:val="none"/>
+              </w:rPr>
+              <w:t>Pre-activities:</w:t>
+            </w:r>
+          </w:p>
+          <w:p>
+            <w:pPr>
+              <w:spacing w:line="360" w:lineRule="auto" w:before="0" w:after="0"/>
+            </w:pPr>
+            <w:r>
+              <w:rPr>
+                <w:rFonts w:ascii="Arial" w:hAnsi="Arial" w:eastAsia="Arial" w:cs="Arial"/>
+                <w:b w:val="0"/>
+                <w:i w:val="0"/>
+                <w:sz w:val="24"/>
+                <w:u w:val="none"/>
+              </w:rPr>
               <w:t>No activity scheduled.</w:t>
-              <w:br/>
-              <w:br/>
-              <w:t>While activities</w:t>
-              <w:br/>
+            </w:r>
+          </w:p>
+          <w:p>
+            <w:pPr>
+              <w:spacing w:line="360" w:lineRule="auto" w:before="0" w:after="0"/>
+            </w:pPr>
+            <w:r>
+              <w:rPr>
+                <w:rFonts w:ascii="Arial" w:hAnsi="Arial" w:eastAsia="Arial" w:cs="Arial"/>
+                <w:b/>
+                <w:i w:val="0"/>
+                <w:sz w:val="24"/>
+                <w:u w:val="none"/>
+              </w:rPr>
+              <w:t>While activities:</w:t>
+            </w:r>
+          </w:p>
+          <w:p>
+            <w:pPr>
+              <w:spacing w:line="360" w:lineRule="auto" w:before="0" w:after="0"/>
+            </w:pPr>
+            <w:r>
+              <w:rPr>
+                <w:rFonts w:ascii="Arial" w:hAnsi="Arial" w:eastAsia="Arial" w:cs="Arial"/>
+                <w:b w:val="0"/>
+                <w:i w:val="0"/>
+                <w:sz w:val="24"/>
+                <w:u w:val="none"/>
+              </w:rPr>
               <w:t>No activity scheduled.</w:t>
-              <w:br/>
-              <w:br/>
-              <w:t>Post activities</w:t>
-              <w:br/>
+            </w:r>
+          </w:p>
+          <w:p>
+            <w:pPr>
+              <w:spacing w:line="360" w:lineRule="auto" w:before="0" w:after="0"/>
+            </w:pPr>
+            <w:r>
+              <w:rPr>
+                <w:rFonts w:ascii="Arial" w:hAnsi="Arial" w:eastAsia="Arial" w:cs="Arial"/>
+                <w:b/>
+                <w:i w:val="0"/>
+                <w:sz w:val="24"/>
+                <w:u w:val="none"/>
+              </w:rPr>
+              <w:t>Post activities:</w:t>
+            </w:r>
+          </w:p>
+          <w:p>
+            <w:pPr>
+              <w:spacing w:line="360" w:lineRule="auto" w:before="0" w:after="0"/>
+            </w:pPr>
+            <w:r>
+              <w:rPr>
+                <w:rFonts w:ascii="Arial" w:hAnsi="Arial" w:eastAsia="Arial" w:cs="Arial"/>
+                <w:b w:val="0"/>
+                <w:i w:val="0"/>
+                <w:sz w:val="24"/>
+                <w:u w:val="none"/>
+              </w:rPr>
               <w:t>No activity scheduled.</w:t>
             </w:r>
           </w:p>
@@ -672,10 +1802,32 @@
               <w:bottom w:val="single" w:sz="4" w:space="0" w:color="auto"/>
               <w:right w:val="single" w:sz="4" w:space="0" w:color="auto"/>
             </w:tcBorders>
+            <w:vAlign w:val="top"/>
           </w:tcPr>
           <w:p>
-            <w:r>
-              <w:t>Resources: No regular class scheduled.</w:t>
+            <w:pPr>
+              <w:spacing w:line="360" w:lineRule="auto" w:before="0" w:after="0"/>
+            </w:pPr>
+            <w:r/>
+            <w:r>
+              <w:rPr>
+                <w:rFonts w:ascii="Arial" w:hAnsi="Arial" w:eastAsia="Arial" w:cs="Arial"/>
+                <w:b/>
+                <w:i w:val="0"/>
+                <w:sz w:val="24"/>
+                <w:u w:val="none"/>
+              </w:rPr>
+              <w:t xml:space="preserve">Resources: </w:t>
+            </w:r>
+            <w:r>
+              <w:rPr>
+                <w:rFonts w:ascii="Arial" w:hAnsi="Arial" w:eastAsia="Arial" w:cs="Arial"/>
+                <w:b w:val="0"/>
+                <w:i w:val="0"/>
+                <w:sz w:val="24"/>
+                <w:u w:val="none"/>
+              </w:rPr>
+              <w:t>Pen, pencil, technology notebook, student's computer, email and password</w:t>
             </w:r>
           </w:p>
         </w:tc>
@@ -688,10 +1840,32 @@
               <w:bottom w:val="single" w:sz="4" w:space="0" w:color="auto"/>
               <w:right w:val="single" w:sz="4" w:space="0" w:color="auto"/>
             </w:tcBorders>
+            <w:vAlign w:val="top"/>
           </w:tcPr>
           <w:p>
-            <w:r>
-              <w:t>Resources: No regular class scheduled.</w:t>
+            <w:pPr>
+              <w:spacing w:line="360" w:lineRule="auto" w:before="0" w:after="0"/>
+            </w:pPr>
+            <w:r/>
+            <w:r>
+              <w:rPr>
+                <w:rFonts w:ascii="Arial" w:hAnsi="Arial" w:eastAsia="Arial" w:cs="Arial"/>
+                <w:b/>
+                <w:i w:val="0"/>
+                <w:sz w:val="24"/>
+                <w:u w:val="none"/>
+              </w:rPr>
+              <w:t xml:space="preserve">Resources: </w:t>
+            </w:r>
+            <w:r>
+              <w:rPr>
+                <w:rFonts w:ascii="Arial" w:hAnsi="Arial" w:eastAsia="Arial" w:cs="Arial"/>
+                <w:b w:val="0"/>
+                <w:i w:val="0"/>
+                <w:sz w:val="24"/>
+                <w:u w:val="none"/>
+              </w:rPr>
+              <w:t>Pen, pencil, technology notebook, student's computer, email and password</w:t>
             </w:r>
           </w:p>
         </w:tc>
@@ -707,9 +1881,30 @@
               <w:right w:val="single" w:sz="4" w:space="0" w:color="auto"/>
             </w:tcBorders>
             <w:shd w:val="clear" w:color="auto" w:fill="A8D08D"/>
+            <w:vAlign w:val="top"/>
           </w:tcPr>
           <w:p>
-            <w:r>
+            <w:pPr>
+              <w:jc w:val="center"/>
+              <w:spacing w:line="360" w:lineRule="auto" w:before="0" w:after="0"/>
+            </w:pPr>
+            <w:r>
+              <w:rPr>
+                <w:rFonts w:ascii="Arial" w:hAnsi="Arial" w:eastAsia="Arial" w:cs="Arial"/>
+                <w:b/>
+                <w:i w:val="0"/>
+                <w:sz w:val="24"/>
+                <w:u w:val="none"/>
+              </w:rPr>
+            </w:r>
+            <w:r>
+              <w:rPr>
+                <w:rFonts w:ascii="Arial" w:hAnsi="Arial" w:eastAsia="Arial" w:cs="Arial"/>
+                <w:b/>
+                <w:i w:val="0"/>
+                <w:sz w:val="24"/>
+                <w:u w:val="none"/>
+              </w:rPr>
               <w:t>7A, 7B day – 45min – December - No scheduled class</w:t>
             </w:r>
           </w:p>
@@ -724,9 +1919,30 @@
               <w:right w:val="single" w:sz="4" w:space="0" w:color="auto"/>
             </w:tcBorders>
             <w:shd w:val="clear" w:color="auto" w:fill="A8D08D"/>
+            <w:vAlign w:val="top"/>
           </w:tcPr>
           <w:p>
-            <w:r>
+            <w:pPr>
+              <w:jc w:val="center"/>
+              <w:spacing w:line="360" w:lineRule="auto" w:before="0" w:after="0"/>
+            </w:pPr>
+            <w:r>
+              <w:rPr>
+                <w:rFonts w:ascii="Arial" w:hAnsi="Arial" w:eastAsia="Arial" w:cs="Arial"/>
+                <w:b/>
+                <w:i w:val="0"/>
+                <w:sz w:val="24"/>
+                <w:u w:val="none"/>
+              </w:rPr>
+            </w:r>
+            <w:r>
+              <w:rPr>
+                <w:rFonts w:ascii="Arial" w:hAnsi="Arial" w:eastAsia="Arial" w:cs="Arial"/>
+                <w:b/>
+                <w:i w:val="0"/>
+                <w:sz w:val="24"/>
+                <w:u w:val="none"/>
+              </w:rPr>
               <w:t>7A, 7B day – 90 min – December - No scheduled class</w:t>
             </w:r>
           </w:p>
@@ -742,26 +1958,120 @@
               <w:bottom w:val="single" w:sz="4" w:space="0" w:color="auto"/>
               <w:right w:val="single" w:sz="4" w:space="0" w:color="auto"/>
             </w:tcBorders>
+            <w:vAlign w:val="top"/>
           </w:tcPr>
           <w:p>
-            <w:r>
-              <w:t>Topic:</w:t>
-              <w:br/>
+            <w:pPr>
+              <w:spacing w:line="360" w:lineRule="auto" w:before="0" w:after="0"/>
+            </w:pPr>
+            <w:r>
+              <w:rPr>
+                <w:rFonts w:ascii="Arial" w:hAnsi="Arial" w:eastAsia="Arial" w:cs="Arial"/>
+                <w:b/>
+                <w:i w:val="0"/>
+                <w:sz w:val="24"/>
+                <w:u w:val="none"/>
+              </w:rPr>
+              <w:t xml:space="preserve">Topic: </w:t>
+            </w:r>
+            <w:r>
+              <w:rPr>
+                <w:rFonts w:ascii="Arial" w:hAnsi="Arial" w:eastAsia="Arial" w:cs="Arial"/>
+                <w:b w:val="0"/>
+                <w:i w:val="0"/>
+                <w:sz w:val="24"/>
+                <w:u w:val="none"/>
+              </w:rPr>
               <w:t>No regular class scheduled in this monthly plan.</w:t>
-              <w:br/>
-              <w:br/>
-              <w:t>Pre-activities</w:t>
-              <w:br/>
+            </w:r>
+          </w:p>
+          <w:p>
+            <w:pPr>
+              <w:spacing w:line="360" w:lineRule="auto" w:before="0" w:after="0"/>
+            </w:pPr>
+            <w:r>
+              <w:rPr>
+                <w:rFonts w:ascii="Arial" w:hAnsi="Arial" w:eastAsia="Arial" w:cs="Arial"/>
+                <w:b/>
+                <w:i w:val="0"/>
+                <w:sz w:val="24"/>
+                <w:u w:val="none"/>
+              </w:rPr>
+              <w:t>Pre-activities:</w:t>
+            </w:r>
+          </w:p>
+          <w:p>
+            <w:pPr>
+              <w:spacing w:line="360" w:lineRule="auto" w:before="0" w:after="0"/>
+            </w:pPr>
+            <w:r>
+              <w:rPr>
+                <w:rFonts w:ascii="Arial" w:hAnsi="Arial" w:eastAsia="Arial" w:cs="Arial"/>
+                <w:b w:val="0"/>
+                <w:i w:val="0"/>
+                <w:sz w:val="24"/>
+                <w:u w:val="none"/>
+              </w:rPr>
               <w:t>No activity scheduled.</w:t>
-              <w:br/>
-              <w:br/>
-              <w:t>While activities</w:t>
-              <w:br/>
+            </w:r>
+          </w:p>
+          <w:p>
+            <w:pPr>
+              <w:spacing w:line="360" w:lineRule="auto" w:before="0" w:after="0"/>
+            </w:pPr>
+            <w:r>
+              <w:rPr>
+                <w:rFonts w:ascii="Arial" w:hAnsi="Arial" w:eastAsia="Arial" w:cs="Arial"/>
+                <w:b/>
+                <w:i w:val="0"/>
+                <w:sz w:val="24"/>
+                <w:u w:val="none"/>
+              </w:rPr>
+              <w:t>While activities:</w:t>
+            </w:r>
+          </w:p>
+          <w:p>
+            <w:pPr>
+              <w:spacing w:line="360" w:lineRule="auto" w:before="0" w:after="0"/>
+            </w:pPr>
+            <w:r>
+              <w:rPr>
+                <w:rFonts w:ascii="Arial" w:hAnsi="Arial" w:eastAsia="Arial" w:cs="Arial"/>
+                <w:b w:val="0"/>
+                <w:i w:val="0"/>
+                <w:sz w:val="24"/>
+                <w:u w:val="none"/>
+              </w:rPr>
               <w:t>No activity scheduled.</w:t>
-              <w:br/>
-              <w:br/>
-              <w:t>Post activities</w:t>
-              <w:br/>
+            </w:r>
+          </w:p>
+          <w:p>
+            <w:pPr>
+              <w:spacing w:line="360" w:lineRule="auto" w:before="0" w:after="0"/>
+            </w:pPr>
+            <w:r>
+              <w:rPr>
+                <w:rFonts w:ascii="Arial" w:hAnsi="Arial" w:eastAsia="Arial" w:cs="Arial"/>
+                <w:b/>
+                <w:i w:val="0"/>
+                <w:sz w:val="24"/>
+                <w:u w:val="none"/>
+              </w:rPr>
+              <w:t>Post activities:</w:t>
+            </w:r>
+          </w:p>
+          <w:p>
+            <w:pPr>
+              <w:spacing w:line="360" w:lineRule="auto" w:before="0" w:after="0"/>
+            </w:pPr>
+            <w:r>
+              <w:rPr>
+                <w:rFonts w:ascii="Arial" w:hAnsi="Arial" w:eastAsia="Arial" w:cs="Arial"/>
+                <w:b w:val="0"/>
+                <w:i w:val="0"/>
+                <w:sz w:val="24"/>
+                <w:u w:val="none"/>
+              </w:rPr>
               <w:t>No activity scheduled.</w:t>
             </w:r>
           </w:p>
@@ -775,26 +2085,120 @@
               <w:bottom w:val="single" w:sz="4" w:space="0" w:color="auto"/>
               <w:right w:val="single" w:sz="4" w:space="0" w:color="auto"/>
             </w:tcBorders>
+            <w:vAlign w:val="top"/>
           </w:tcPr>
           <w:p>
-            <w:r>
-              <w:t>Topic:</w:t>
-              <w:br/>
+            <w:pPr>
+              <w:spacing w:line="360" w:lineRule="auto" w:before="0" w:after="0"/>
+            </w:pPr>
+            <w:r>
+              <w:rPr>
+                <w:rFonts w:ascii="Arial" w:hAnsi="Arial" w:eastAsia="Arial" w:cs="Arial"/>
+                <w:b/>
+                <w:i w:val="0"/>
+                <w:sz w:val="24"/>
+                <w:u w:val="none"/>
+              </w:rPr>
+              <w:t xml:space="preserve">Topic: </w:t>
+            </w:r>
+            <w:r>
+              <w:rPr>
+                <w:rFonts w:ascii="Arial" w:hAnsi="Arial" w:eastAsia="Arial" w:cs="Arial"/>
+                <w:b w:val="0"/>
+                <w:i w:val="0"/>
+                <w:sz w:val="24"/>
+                <w:u w:val="none"/>
+              </w:rPr>
               <w:t>No regular class scheduled in this monthly plan.</w:t>
-              <w:br/>
-              <w:br/>
-              <w:t>Pre-activities</w:t>
-              <w:br/>
+            </w:r>
+          </w:p>
+          <w:p>
+            <w:pPr>
+              <w:spacing w:line="360" w:lineRule="auto" w:before="0" w:after="0"/>
+            </w:pPr>
+            <w:r>
+              <w:rPr>
+                <w:rFonts w:ascii="Arial" w:hAnsi="Arial" w:eastAsia="Arial" w:cs="Arial"/>
+                <w:b/>
+                <w:i w:val="0"/>
+                <w:sz w:val="24"/>
+                <w:u w:val="none"/>
+              </w:rPr>
+              <w:t>Pre-activities:</w:t>
+            </w:r>
+          </w:p>
+          <w:p>
+            <w:pPr>
+              <w:spacing w:line="360" w:lineRule="auto" w:before="0" w:after="0"/>
+            </w:pPr>
+            <w:r>
+              <w:rPr>
+                <w:rFonts w:ascii="Arial" w:hAnsi="Arial" w:eastAsia="Arial" w:cs="Arial"/>
+                <w:b w:val="0"/>
+                <w:i w:val="0"/>
+                <w:sz w:val="24"/>
+                <w:u w:val="none"/>
+              </w:rPr>
               <w:t>No activity scheduled.</w:t>
-              <w:br/>
-              <w:br/>
-              <w:t>While activities</w:t>
-              <w:br/>
+            </w:r>
+          </w:p>
+          <w:p>
+            <w:pPr>
+              <w:spacing w:line="360" w:lineRule="auto" w:before="0" w:after="0"/>
+            </w:pPr>
+            <w:r>
+              <w:rPr>
+                <w:rFonts w:ascii="Arial" w:hAnsi="Arial" w:eastAsia="Arial" w:cs="Arial"/>
+                <w:b/>
+                <w:i w:val="0"/>
+                <w:sz w:val="24"/>
+                <w:u w:val="none"/>
+              </w:rPr>
+              <w:t>While activities:</w:t>
+            </w:r>
+          </w:p>
+          <w:p>
+            <w:pPr>
+              <w:spacing w:line="360" w:lineRule="auto" w:before="0" w:after="0"/>
+            </w:pPr>
+            <w:r>
+              <w:rPr>
+                <w:rFonts w:ascii="Arial" w:hAnsi="Arial" w:eastAsia="Arial" w:cs="Arial"/>
+                <w:b w:val="0"/>
+                <w:i w:val="0"/>
+                <w:sz w:val="24"/>
+                <w:u w:val="none"/>
+              </w:rPr>
               <w:t>No activity scheduled.</w:t>
-              <w:br/>
-              <w:br/>
-              <w:t>Post activities</w:t>
-              <w:br/>
+            </w:r>
+          </w:p>
+          <w:p>
+            <w:pPr>
+              <w:spacing w:line="360" w:lineRule="auto" w:before="0" w:after="0"/>
+            </w:pPr>
+            <w:r>
+              <w:rPr>
+                <w:rFonts w:ascii="Arial" w:hAnsi="Arial" w:eastAsia="Arial" w:cs="Arial"/>
+                <w:b/>
+                <w:i w:val="0"/>
+                <w:sz w:val="24"/>
+                <w:u w:val="none"/>
+              </w:rPr>
+              <w:t>Post activities:</w:t>
+            </w:r>
+          </w:p>
+          <w:p>
+            <w:pPr>
+              <w:spacing w:line="360" w:lineRule="auto" w:before="0" w:after="0"/>
+            </w:pPr>
+            <w:r>
+              <w:rPr>
+                <w:rFonts w:ascii="Arial" w:hAnsi="Arial" w:eastAsia="Arial" w:cs="Arial"/>
+                <w:b w:val="0"/>
+                <w:i w:val="0"/>
+                <w:sz w:val="24"/>
+                <w:u w:val="none"/>
+              </w:rPr>
               <w:t>No activity scheduled.</w:t>
             </w:r>
           </w:p>
@@ -810,10 +2214,32 @@
               <w:bottom w:val="single" w:sz="4" w:space="0" w:color="auto"/>
               <w:right w:val="single" w:sz="4" w:space="0" w:color="auto"/>
             </w:tcBorders>
+            <w:vAlign w:val="top"/>
           </w:tcPr>
           <w:p>
-            <w:r>
-              <w:t>Resources: No regular class scheduled.</w:t>
+            <w:pPr>
+              <w:spacing w:line="360" w:lineRule="auto" w:before="0" w:after="0"/>
+            </w:pPr>
+            <w:r/>
+            <w:r>
+              <w:rPr>
+                <w:rFonts w:ascii="Arial" w:hAnsi="Arial" w:eastAsia="Arial" w:cs="Arial"/>
+                <w:b/>
+                <w:i w:val="0"/>
+                <w:sz w:val="24"/>
+                <w:u w:val="none"/>
+              </w:rPr>
+              <w:t xml:space="preserve">Resources: </w:t>
+            </w:r>
+            <w:r>
+              <w:rPr>
+                <w:rFonts w:ascii="Arial" w:hAnsi="Arial" w:eastAsia="Arial" w:cs="Arial"/>
+                <w:b w:val="0"/>
+                <w:i w:val="0"/>
+                <w:sz w:val="24"/>
+                <w:u w:val="none"/>
+              </w:rPr>
+              <w:t>Pen, pencil, technology notebook, student's computer, email and password</w:t>
             </w:r>
           </w:p>
         </w:tc>
@@ -826,10 +2252,32 @@
               <w:bottom w:val="single" w:sz="4" w:space="0" w:color="auto"/>
               <w:right w:val="single" w:sz="4" w:space="0" w:color="auto"/>
             </w:tcBorders>
+            <w:vAlign w:val="top"/>
           </w:tcPr>
           <w:p>
-            <w:r>
-              <w:t>Resources: No regular class scheduled.</w:t>
+            <w:pPr>
+              <w:spacing w:line="360" w:lineRule="auto" w:before="0" w:after="0"/>
+            </w:pPr>
+            <w:r/>
+            <w:r>
+              <w:rPr>
+                <w:rFonts w:ascii="Arial" w:hAnsi="Arial" w:eastAsia="Arial" w:cs="Arial"/>
+                <w:b/>
+                <w:i w:val="0"/>
+                <w:sz w:val="24"/>
+                <w:u w:val="none"/>
+              </w:rPr>
+              <w:t xml:space="preserve">Resources: </w:t>
+            </w:r>
+            <w:r>
+              <w:rPr>
+                <w:rFonts w:ascii="Arial" w:hAnsi="Arial" w:eastAsia="Arial" w:cs="Arial"/>
+                <w:b w:val="0"/>
+                <w:i w:val="0"/>
+                <w:sz w:val="24"/>
+                <w:u w:val="none"/>
+              </w:rPr>
+              <w:t>Pen, pencil, technology notebook, student's computer, email and password</w:t>
             </w:r>
           </w:p>
         </w:tc>
@@ -845,9 +2293,30 @@
               <w:right w:val="single" w:sz="4" w:space="0" w:color="auto"/>
             </w:tcBorders>
             <w:shd w:val="clear" w:color="auto" w:fill="A8D08D"/>
+            <w:vAlign w:val="top"/>
           </w:tcPr>
           <w:p>
-            <w:r>
+            <w:pPr>
+              <w:jc w:val="center"/>
+              <w:spacing w:line="360" w:lineRule="auto" w:before="0" w:after="0"/>
+            </w:pPr>
+            <w:r>
+              <w:rPr>
+                <w:rFonts w:ascii="Arial" w:hAnsi="Arial" w:eastAsia="Arial" w:cs="Arial"/>
+                <w:b/>
+                <w:i w:val="0"/>
+                <w:sz w:val="24"/>
+                <w:u w:val="none"/>
+              </w:rPr>
+            </w:r>
+            <w:r>
+              <w:rPr>
+                <w:rFonts w:ascii="Arial" w:hAnsi="Arial" w:eastAsia="Arial" w:cs="Arial"/>
+                <w:b/>
+                <w:i w:val="0"/>
+                <w:sz w:val="24"/>
+                <w:u w:val="none"/>
+              </w:rPr>
               <w:t>7A, 7B day – 45min – December - No scheduled class</w:t>
             </w:r>
           </w:p>
@@ -862,9 +2331,30 @@
               <w:right w:val="single" w:sz="4" w:space="0" w:color="auto"/>
             </w:tcBorders>
             <w:shd w:val="clear" w:color="auto" w:fill="A8D08D"/>
+            <w:vAlign w:val="top"/>
           </w:tcPr>
           <w:p>
-            <w:r>
+            <w:pPr>
+              <w:jc w:val="center"/>
+              <w:spacing w:line="360" w:lineRule="auto" w:before="0" w:after="0"/>
+            </w:pPr>
+            <w:r>
+              <w:rPr>
+                <w:rFonts w:ascii="Arial" w:hAnsi="Arial" w:eastAsia="Arial" w:cs="Arial"/>
+                <w:b/>
+                <w:i w:val="0"/>
+                <w:sz w:val="24"/>
+                <w:u w:val="none"/>
+              </w:rPr>
+            </w:r>
+            <w:r>
+              <w:rPr>
+                <w:rFonts w:ascii="Arial" w:hAnsi="Arial" w:eastAsia="Arial" w:cs="Arial"/>
+                <w:b/>
+                <w:i w:val="0"/>
+                <w:sz w:val="24"/>
+                <w:u w:val="none"/>
+              </w:rPr>
               <w:t>7A, 7B day – 90 min – December - No scheduled class</w:t>
             </w:r>
           </w:p>
@@ -880,26 +2370,120 @@
               <w:bottom w:val="single" w:sz="4" w:space="0" w:color="auto"/>
               <w:right w:val="single" w:sz="4" w:space="0" w:color="auto"/>
             </w:tcBorders>
+            <w:vAlign w:val="top"/>
           </w:tcPr>
           <w:p>
-            <w:r>
-              <w:t>Topic:</w:t>
-              <w:br/>
+            <w:pPr>
+              <w:spacing w:line="360" w:lineRule="auto" w:before="0" w:after="0"/>
+            </w:pPr>
+            <w:r>
+              <w:rPr>
+                <w:rFonts w:ascii="Arial" w:hAnsi="Arial" w:eastAsia="Arial" w:cs="Arial"/>
+                <w:b/>
+                <w:i w:val="0"/>
+                <w:sz w:val="24"/>
+                <w:u w:val="none"/>
+              </w:rPr>
+              <w:t xml:space="preserve">Topic: </w:t>
+            </w:r>
+            <w:r>
+              <w:rPr>
+                <w:rFonts w:ascii="Arial" w:hAnsi="Arial" w:eastAsia="Arial" w:cs="Arial"/>
+                <w:b w:val="0"/>
+                <w:i w:val="0"/>
+                <w:sz w:val="24"/>
+                <w:u w:val="none"/>
+              </w:rPr>
               <w:t>No regular class scheduled in this monthly plan.</w:t>
-              <w:br/>
-              <w:br/>
-              <w:t>Pre-activities</w:t>
-              <w:br/>
+            </w:r>
+          </w:p>
+          <w:p>
+            <w:pPr>
+              <w:spacing w:line="360" w:lineRule="auto" w:before="0" w:after="0"/>
+            </w:pPr>
+            <w:r>
+              <w:rPr>
+                <w:rFonts w:ascii="Arial" w:hAnsi="Arial" w:eastAsia="Arial" w:cs="Arial"/>
+                <w:b/>
+                <w:i w:val="0"/>
+                <w:sz w:val="24"/>
+                <w:u w:val="none"/>
+              </w:rPr>
+              <w:t>Pre-activities:</w:t>
+            </w:r>
+          </w:p>
+          <w:p>
+            <w:pPr>
+              <w:spacing w:line="360" w:lineRule="auto" w:before="0" w:after="0"/>
+            </w:pPr>
+            <w:r>
+              <w:rPr>
+                <w:rFonts w:ascii="Arial" w:hAnsi="Arial" w:eastAsia="Arial" w:cs="Arial"/>
+                <w:b w:val="0"/>
+                <w:i w:val="0"/>
+                <w:sz w:val="24"/>
+                <w:u w:val="none"/>
+              </w:rPr>
               <w:t>No activity scheduled.</w:t>
-              <w:br/>
-              <w:br/>
-              <w:t>While activities</w:t>
-              <w:br/>
+            </w:r>
+          </w:p>
+          <w:p>
+            <w:pPr>
+              <w:spacing w:line="360" w:lineRule="auto" w:before="0" w:after="0"/>
+            </w:pPr>
+            <w:r>
+              <w:rPr>
+                <w:rFonts w:ascii="Arial" w:hAnsi="Arial" w:eastAsia="Arial" w:cs="Arial"/>
+                <w:b/>
+                <w:i w:val="0"/>
+                <w:sz w:val="24"/>
+                <w:u w:val="none"/>
+              </w:rPr>
+              <w:t>While activities:</w:t>
+            </w:r>
+          </w:p>
+          <w:p>
+            <w:pPr>
+              <w:spacing w:line="360" w:lineRule="auto" w:before="0" w:after="0"/>
+            </w:pPr>
+            <w:r>
+              <w:rPr>
+                <w:rFonts w:ascii="Arial" w:hAnsi="Arial" w:eastAsia="Arial" w:cs="Arial"/>
+                <w:b w:val="0"/>
+                <w:i w:val="0"/>
+                <w:sz w:val="24"/>
+                <w:u w:val="none"/>
+              </w:rPr>
               <w:t>No activity scheduled.</w:t>
-              <w:br/>
-              <w:br/>
-              <w:t>Post activities</w:t>
-              <w:br/>
+            </w:r>
+          </w:p>
+          <w:p>
+            <w:pPr>
+              <w:spacing w:line="360" w:lineRule="auto" w:before="0" w:after="0"/>
+            </w:pPr>
+            <w:r>
+              <w:rPr>
+                <w:rFonts w:ascii="Arial" w:hAnsi="Arial" w:eastAsia="Arial" w:cs="Arial"/>
+                <w:b/>
+                <w:i w:val="0"/>
+                <w:sz w:val="24"/>
+                <w:u w:val="none"/>
+              </w:rPr>
+              <w:t>Post activities:</w:t>
+            </w:r>
+          </w:p>
+          <w:p>
+            <w:pPr>
+              <w:spacing w:line="360" w:lineRule="auto" w:before="0" w:after="0"/>
+            </w:pPr>
+            <w:r>
+              <w:rPr>
+                <w:rFonts w:ascii="Arial" w:hAnsi="Arial" w:eastAsia="Arial" w:cs="Arial"/>
+                <w:b w:val="0"/>
+                <w:i w:val="0"/>
+                <w:sz w:val="24"/>
+                <w:u w:val="none"/>
+              </w:rPr>
               <w:t>No activity scheduled.</w:t>
             </w:r>
           </w:p>
@@ -913,26 +2497,120 @@
               <w:bottom w:val="single" w:sz="4" w:space="0" w:color="auto"/>
               <w:right w:val="single" w:sz="4" w:space="0" w:color="auto"/>
             </w:tcBorders>
+            <w:vAlign w:val="top"/>
           </w:tcPr>
           <w:p>
-            <w:r>
-              <w:t>Topic:</w:t>
-              <w:br/>
+            <w:pPr>
+              <w:spacing w:line="360" w:lineRule="auto" w:before="0" w:after="0"/>
+            </w:pPr>
+            <w:r>
+              <w:rPr>
+                <w:rFonts w:ascii="Arial" w:hAnsi="Arial" w:eastAsia="Arial" w:cs="Arial"/>
+                <w:b/>
+                <w:i w:val="0"/>
+                <w:sz w:val="24"/>
+                <w:u w:val="none"/>
+              </w:rPr>
+              <w:t xml:space="preserve">Topic: </w:t>
+            </w:r>
+            <w:r>
+              <w:rPr>
+                <w:rFonts w:ascii="Arial" w:hAnsi="Arial" w:eastAsia="Arial" w:cs="Arial"/>
+                <w:b w:val="0"/>
+                <w:i w:val="0"/>
+                <w:sz w:val="24"/>
+                <w:u w:val="none"/>
+              </w:rPr>
               <w:t>No regular class scheduled in this monthly plan.</w:t>
-              <w:br/>
-              <w:br/>
-              <w:t>Pre-activities</w:t>
-              <w:br/>
+            </w:r>
+          </w:p>
+          <w:p>
+            <w:pPr>
+              <w:spacing w:line="360" w:lineRule="auto" w:before="0" w:after="0"/>
+            </w:pPr>
+            <w:r>
+              <w:rPr>
+                <w:rFonts w:ascii="Arial" w:hAnsi="Arial" w:eastAsia="Arial" w:cs="Arial"/>
+                <w:b/>
+                <w:i w:val="0"/>
+                <w:sz w:val="24"/>
+                <w:u w:val="none"/>
+              </w:rPr>
+              <w:t>Pre-activities:</w:t>
+            </w:r>
+          </w:p>
+          <w:p>
+            <w:pPr>
+              <w:spacing w:line="360" w:lineRule="auto" w:before="0" w:after="0"/>
+            </w:pPr>
+            <w:r>
+              <w:rPr>
+                <w:rFonts w:ascii="Arial" w:hAnsi="Arial" w:eastAsia="Arial" w:cs="Arial"/>
+                <w:b w:val="0"/>
+                <w:i w:val="0"/>
+                <w:sz w:val="24"/>
+                <w:u w:val="none"/>
+              </w:rPr>
               <w:t>No activity scheduled.</w:t>
-              <w:br/>
-              <w:br/>
-              <w:t>While activities</w:t>
-              <w:br/>
+            </w:r>
+          </w:p>
+          <w:p>
+            <w:pPr>
+              <w:spacing w:line="360" w:lineRule="auto" w:before="0" w:after="0"/>
+            </w:pPr>
+            <w:r>
+              <w:rPr>
+                <w:rFonts w:ascii="Arial" w:hAnsi="Arial" w:eastAsia="Arial" w:cs="Arial"/>
+                <w:b/>
+                <w:i w:val="0"/>
+                <w:sz w:val="24"/>
+                <w:u w:val="none"/>
+              </w:rPr>
+              <w:t>While activities:</w:t>
+            </w:r>
+          </w:p>
+          <w:p>
+            <w:pPr>
+              <w:spacing w:line="360" w:lineRule="auto" w:before="0" w:after="0"/>
+            </w:pPr>
+            <w:r>
+              <w:rPr>
+                <w:rFonts w:ascii="Arial" w:hAnsi="Arial" w:eastAsia="Arial" w:cs="Arial"/>
+                <w:b w:val="0"/>
+                <w:i w:val="0"/>
+                <w:sz w:val="24"/>
+                <w:u w:val="none"/>
+              </w:rPr>
               <w:t>No activity scheduled.</w:t>
-              <w:br/>
-              <w:br/>
-              <w:t>Post activities</w:t>
-              <w:br/>
+            </w:r>
+          </w:p>
+          <w:p>
+            <w:pPr>
+              <w:spacing w:line="360" w:lineRule="auto" w:before="0" w:after="0"/>
+            </w:pPr>
+            <w:r>
+              <w:rPr>
+                <w:rFonts w:ascii="Arial" w:hAnsi="Arial" w:eastAsia="Arial" w:cs="Arial"/>
+                <w:b/>
+                <w:i w:val="0"/>
+                <w:sz w:val="24"/>
+                <w:u w:val="none"/>
+              </w:rPr>
+              <w:t>Post activities:</w:t>
+            </w:r>
+          </w:p>
+          <w:p>
+            <w:pPr>
+              <w:spacing w:line="360" w:lineRule="auto" w:before="0" w:after="0"/>
+            </w:pPr>
+            <w:r>
+              <w:rPr>
+                <w:rFonts w:ascii="Arial" w:hAnsi="Arial" w:eastAsia="Arial" w:cs="Arial"/>
+                <w:b w:val="0"/>
+                <w:i w:val="0"/>
+                <w:sz w:val="24"/>
+                <w:u w:val="none"/>
+              </w:rPr>
               <w:t>No activity scheduled.</w:t>
             </w:r>
           </w:p>
@@ -948,10 +2626,32 @@
               <w:bottom w:val="single" w:sz="4" w:space="0" w:color="auto"/>
               <w:right w:val="single" w:sz="4" w:space="0" w:color="auto"/>
             </w:tcBorders>
+            <w:vAlign w:val="top"/>
           </w:tcPr>
           <w:p>
-            <w:r>
-              <w:t>Resources: No regular class scheduled.</w:t>
+            <w:pPr>
+              <w:spacing w:line="360" w:lineRule="auto" w:before="0" w:after="0"/>
+            </w:pPr>
+            <w:r/>
+            <w:r>
+              <w:rPr>
+                <w:rFonts w:ascii="Arial" w:hAnsi="Arial" w:eastAsia="Arial" w:cs="Arial"/>
+                <w:b/>
+                <w:i w:val="0"/>
+                <w:sz w:val="24"/>
+                <w:u w:val="none"/>
+              </w:rPr>
+              <w:t xml:space="preserve">Resources: </w:t>
+            </w:r>
+            <w:r>
+              <w:rPr>
+                <w:rFonts w:ascii="Arial" w:hAnsi="Arial" w:eastAsia="Arial" w:cs="Arial"/>
+                <w:b w:val="0"/>
+                <w:i w:val="0"/>
+                <w:sz w:val="24"/>
+                <w:u w:val="none"/>
+              </w:rPr>
+              <w:t>Pen, pencil, technology notebook, student's computer, email and password</w:t>
             </w:r>
           </w:p>
         </w:tc>
@@ -964,10 +2664,32 @@
               <w:bottom w:val="single" w:sz="4" w:space="0" w:color="auto"/>
               <w:right w:val="single" w:sz="4" w:space="0" w:color="auto"/>
             </w:tcBorders>
+            <w:vAlign w:val="top"/>
           </w:tcPr>
           <w:p>
-            <w:r>
-              <w:t>Resources: No regular class scheduled.</w:t>
+            <w:pPr>
+              <w:spacing w:line="360" w:lineRule="auto" w:before="0" w:after="0"/>
+            </w:pPr>
+            <w:r/>
+            <w:r>
+              <w:rPr>
+                <w:rFonts w:ascii="Arial" w:hAnsi="Arial" w:eastAsia="Arial" w:cs="Arial"/>
+                <w:b/>
+                <w:i w:val="0"/>
+                <w:sz w:val="24"/>
+                <w:u w:val="none"/>
+              </w:rPr>
+              <w:t xml:space="preserve">Resources: </w:t>
+            </w:r>
+            <w:r>
+              <w:rPr>
+                <w:rFonts w:ascii="Arial" w:hAnsi="Arial" w:eastAsia="Arial" w:cs="Arial"/>
+                <w:b w:val="0"/>
+                <w:i w:val="0"/>
+                <w:sz w:val="24"/>
+                <w:u w:val="none"/>
+              </w:rPr>
+              <w:t>Pen, pencil, technology notebook, student's computer, email and password</w:t>
             </w:r>
           </w:p>
         </w:tc>
@@ -979,6 +2701,7 @@
           <w:sz w:val="24"/>
           <w:szCs w:val="24"/>
         </w:rPr>
+        <w:spacing w:line="360" w:lineRule="auto" w:before="0" w:after="0"/>
       </w:pPr>
     </w:p>
     <w:sectPr>
@@ -8290,19 +10013,6 @@
       <w:szCs w:val="30"/>
     </w:rPr>
   </w:style>
-  <w:style w:type="table" w:customStyle="1" w:styleId="a">
-    <w:basedOn w:val="TableNormal4"/>
-    <w:tblPr>
-      <w:tblStyleRowBandSize w:val="1"/>
-      <w:tblStyleColBandSize w:val="1"/>
-      <w:tblCellMar>
-        <w:top w:w="100" w:type="dxa"/>
-        <w:left w:w="100" w:type="dxa"/>
-        <w:bottom w:w="100" w:type="dxa"/>
-        <w:right w:w="100" w:type="dxa"/>
-      </w:tblCellMar>
-    </w:tblPr>
-  </w:style>
   <w:style w:type="paragraph" w:styleId="ListParagraph">
     <w:name w:val="List Paragraph"/>
     <w:basedOn w:val="Normal"/>
@@ -8640,238 +10350,6 @@
       <w:szCs w:val="24"/>
     </w:rPr>
   </w:style>
-  <w:style w:type="table" w:customStyle="1" w:styleId="a0">
-    <w:basedOn w:val="TableNormal4"/>
-    <w:pPr>
-      <w:spacing w:line="240" w:lineRule="auto"/>
-    </w:pPr>
-    <w:tblPr>
-      <w:tblStyleRowBandSize w:val="1"/>
-      <w:tblStyleColBandSize w:val="1"/>
-      <w:tblCellMar>
-        <w:left w:w="108" w:type="dxa"/>
-        <w:right w:w="108" w:type="dxa"/>
-      </w:tblCellMar>
-    </w:tblPr>
-  </w:style>
-  <w:style w:type="table" w:customStyle="1" w:styleId="a1">
-    <w:basedOn w:val="TableNormal4"/>
-    <w:pPr>
-      <w:spacing w:line="240" w:lineRule="auto"/>
-    </w:pPr>
-    <w:tblPr>
-      <w:tblStyleRowBandSize w:val="1"/>
-      <w:tblStyleColBandSize w:val="1"/>
-      <w:tblCellMar>
-        <w:left w:w="108" w:type="dxa"/>
-        <w:right w:w="108" w:type="dxa"/>
-      </w:tblCellMar>
-    </w:tblPr>
-  </w:style>
-  <w:style w:type="table" w:customStyle="1" w:styleId="a2">
-    <w:basedOn w:val="TableNormal4"/>
-    <w:pPr>
-      <w:spacing w:line="240" w:lineRule="auto"/>
-    </w:pPr>
-    <w:tblPr>
-      <w:tblStyleRowBandSize w:val="1"/>
-      <w:tblStyleColBandSize w:val="1"/>
-      <w:tblCellMar>
-        <w:left w:w="108" w:type="dxa"/>
-        <w:right w:w="108" w:type="dxa"/>
-      </w:tblCellMar>
-    </w:tblPr>
-  </w:style>
-  <w:style w:type="table" w:customStyle="1" w:styleId="a3">
-    <w:basedOn w:val="TableNormal4"/>
-    <w:pPr>
-      <w:spacing w:line="240" w:lineRule="auto"/>
-    </w:pPr>
-    <w:tblPr>
-      <w:tblStyleRowBandSize w:val="1"/>
-      <w:tblStyleColBandSize w:val="1"/>
-      <w:tblCellMar>
-        <w:left w:w="108" w:type="dxa"/>
-        <w:right w:w="108" w:type="dxa"/>
-      </w:tblCellMar>
-    </w:tblPr>
-  </w:style>
-  <w:style w:type="table" w:customStyle="1" w:styleId="a4">
-    <w:basedOn w:val="TableNormal4"/>
-    <w:pPr>
-      <w:spacing w:line="240" w:lineRule="auto"/>
-    </w:pPr>
-    <w:tblPr>
-      <w:tblStyleRowBandSize w:val="1"/>
-      <w:tblStyleColBandSize w:val="1"/>
-      <w:tblCellMar>
-        <w:left w:w="108" w:type="dxa"/>
-        <w:right w:w="108" w:type="dxa"/>
-      </w:tblCellMar>
-    </w:tblPr>
-  </w:style>
-  <w:style w:type="table" w:customStyle="1" w:styleId="a5">
-    <w:basedOn w:val="TableNormal4"/>
-    <w:pPr>
-      <w:spacing w:line="240" w:lineRule="auto"/>
-    </w:pPr>
-    <w:tblPr>
-      <w:tblStyleRowBandSize w:val="1"/>
-      <w:tblStyleColBandSize w:val="1"/>
-      <w:tblCellMar>
-        <w:left w:w="108" w:type="dxa"/>
-        <w:right w:w="108" w:type="dxa"/>
-      </w:tblCellMar>
-    </w:tblPr>
-  </w:style>
-  <w:style w:type="table" w:customStyle="1" w:styleId="a6">
-    <w:basedOn w:val="TableNormal4"/>
-    <w:pPr>
-      <w:spacing w:line="240" w:lineRule="auto"/>
-    </w:pPr>
-    <w:tblPr>
-      <w:tblStyleRowBandSize w:val="1"/>
-      <w:tblStyleColBandSize w:val="1"/>
-      <w:tblCellMar>
-        <w:left w:w="108" w:type="dxa"/>
-        <w:right w:w="108" w:type="dxa"/>
-      </w:tblCellMar>
-    </w:tblPr>
-  </w:style>
-  <w:style w:type="table" w:customStyle="1" w:styleId="a7">
-    <w:basedOn w:val="TableNormal4"/>
-    <w:pPr>
-      <w:spacing w:line="240" w:lineRule="auto"/>
-    </w:pPr>
-    <w:tblPr>
-      <w:tblStyleRowBandSize w:val="1"/>
-      <w:tblStyleColBandSize w:val="1"/>
-      <w:tblCellMar>
-        <w:left w:w="108" w:type="dxa"/>
-        <w:right w:w="108" w:type="dxa"/>
-      </w:tblCellMar>
-    </w:tblPr>
-  </w:style>
-  <w:style w:type="table" w:customStyle="1" w:styleId="a8">
-    <w:basedOn w:val="TableNormal4"/>
-    <w:pPr>
-      <w:spacing w:line="240" w:lineRule="auto"/>
-    </w:pPr>
-    <w:tblPr>
-      <w:tblStyleRowBandSize w:val="1"/>
-      <w:tblStyleColBandSize w:val="1"/>
-      <w:tblCellMar>
-        <w:left w:w="108" w:type="dxa"/>
-        <w:right w:w="108" w:type="dxa"/>
-      </w:tblCellMar>
-    </w:tblPr>
-  </w:style>
-  <w:style w:type="table" w:customStyle="1" w:styleId="a9">
-    <w:basedOn w:val="TableNormal4"/>
-    <w:pPr>
-      <w:spacing w:line="240" w:lineRule="auto"/>
-    </w:pPr>
-    <w:tblPr>
-      <w:tblStyleRowBandSize w:val="1"/>
-      <w:tblStyleColBandSize w:val="1"/>
-      <w:tblCellMar>
-        <w:left w:w="108" w:type="dxa"/>
-        <w:right w:w="108" w:type="dxa"/>
-      </w:tblCellMar>
-    </w:tblPr>
-  </w:style>
-  <w:style w:type="table" w:customStyle="1" w:styleId="aa">
-    <w:basedOn w:val="TableNormal4"/>
-    <w:pPr>
-      <w:spacing w:line="240" w:lineRule="auto"/>
-    </w:pPr>
-    <w:tblPr>
-      <w:tblStyleRowBandSize w:val="1"/>
-      <w:tblStyleColBandSize w:val="1"/>
-      <w:tblCellMar>
-        <w:left w:w="108" w:type="dxa"/>
-        <w:right w:w="108" w:type="dxa"/>
-      </w:tblCellMar>
-    </w:tblPr>
-  </w:style>
-  <w:style w:type="table" w:customStyle="1" w:styleId="ab">
-    <w:basedOn w:val="TableNormal4"/>
-    <w:pPr>
-      <w:spacing w:line="240" w:lineRule="auto"/>
-    </w:pPr>
-    <w:tblPr>
-      <w:tblStyleRowBandSize w:val="1"/>
-      <w:tblStyleColBandSize w:val="1"/>
-      <w:tblCellMar>
-        <w:left w:w="108" w:type="dxa"/>
-        <w:right w:w="108" w:type="dxa"/>
-      </w:tblCellMar>
-    </w:tblPr>
-  </w:style>
-  <w:style w:type="table" w:customStyle="1" w:styleId="ac">
-    <w:basedOn w:val="TableNormal1"/>
-    <w:pPr>
-      <w:spacing w:line="240" w:lineRule="auto"/>
-    </w:pPr>
-    <w:tblPr>
-      <w:tblStyleRowBandSize w:val="1"/>
-      <w:tblStyleColBandSize w:val="1"/>
-      <w:tblCellMar>
-        <w:top w:w="100" w:type="dxa"/>
-        <w:left w:w="108" w:type="dxa"/>
-        <w:bottom w:w="100" w:type="dxa"/>
-        <w:right w:w="108" w:type="dxa"/>
-      </w:tblCellMar>
-    </w:tblPr>
-  </w:style>
-  <w:style w:type="table" w:customStyle="1" w:styleId="ad">
-    <w:basedOn w:val="TableNormal1"/>
-    <w:pPr>
-      <w:spacing w:line="240" w:lineRule="auto"/>
-    </w:pPr>
-    <w:tblPr>
-      <w:tblStyleRowBandSize w:val="1"/>
-      <w:tblStyleColBandSize w:val="1"/>
-      <w:tblCellMar>
-        <w:top w:w="100" w:type="dxa"/>
-        <w:left w:w="108" w:type="dxa"/>
-        <w:bottom w:w="100" w:type="dxa"/>
-        <w:right w:w="108" w:type="dxa"/>
-      </w:tblCellMar>
-    </w:tblPr>
-  </w:style>
-  <w:style w:type="table" w:customStyle="1" w:styleId="ae">
-    <w:basedOn w:val="TableNormal1"/>
-    <w:pPr>
-      <w:spacing w:line="240" w:lineRule="auto"/>
-    </w:pPr>
-    <w:tblPr>
-      <w:tblStyleRowBandSize w:val="1"/>
-      <w:tblStyleColBandSize w:val="1"/>
-      <w:tblCellMar>
-        <w:top w:w="100" w:type="dxa"/>
-        <w:left w:w="108" w:type="dxa"/>
-        <w:bottom w:w="100" w:type="dxa"/>
-        <w:right w:w="108" w:type="dxa"/>
-      </w:tblCellMar>
-    </w:tblPr>
-  </w:style>
-  <w:style w:type="table" w:customStyle="1" w:styleId="af">
-    <w:basedOn w:val="TableNormal1"/>
-    <w:pPr>
-      <w:spacing w:line="240" w:lineRule="auto"/>
-    </w:pPr>
-    <w:tblPr>
-      <w:tblStyleRowBandSize w:val="1"/>
-      <w:tblStyleColBandSize w:val="1"/>
-      <w:tblCellMar>
-        <w:top w:w="100" w:type="dxa"/>
-        <w:left w:w="108" w:type="dxa"/>
-        <w:bottom w:w="100" w:type="dxa"/>
-        <w:right w:w="108" w:type="dxa"/>
-      </w:tblCellMar>
-    </w:tblPr>
-  </w:style>
   <w:style w:type="character" w:styleId="Strong">
     <w:name w:val="Strong"/>
     <w:basedOn w:val="DefaultParagraphFont"/>
@@ -8882,19 +10360,6 @@
       <w:b/>
       <w:bCs/>
     </w:rPr>
-  </w:style>
-  <w:style w:type="table" w:customStyle="1" w:styleId="af0">
-    <w:basedOn w:val="TableNormal"/>
-    <w:tblPr>
-      <w:tblStyleRowBandSize w:val="1"/>
-      <w:tblStyleColBandSize w:val="1"/>
-      <w:tblCellMar>
-        <w:top w:w="15" w:type="dxa"/>
-        <w:left w:w="15" w:type="dxa"/>
-        <w:bottom w:w="15" w:type="dxa"/>
-        <w:right w:w="15" w:type="dxa"/>
-      </w:tblCellMar>
-    </w:tblPr>
   </w:style>
   <w:style w:type="character" w:styleId="Hyperlink">
     <w:name w:val="Hyperlink"/>
